--- a/projects/valuepickr-open-screen/docs/KPI Green Energy Ltd.docx
+++ b/projects/valuepickr-open-screen/docs/KPI Green Energy Ltd.docx
@@ -259,6 +259,624 @@
         <w:spacing w:after="120" w:before="280"/>
       </w:pPr>
       <w:r>
+        <w:t xml:space="preserve">Guidance &amp; Expectation Gap</w:t>
+      </w:r>
+    </w:p>
+    <w:p>
+      <w:pPr>
+        <w:spacing w:after="120"/>
+      </w:pPr>
+      <w:r>
+        <w:rPr>
+          <w:i/>
+          <w:iCs/>
+          <w:color w:val="666666"/>
+          <w:sz w:val="18"/>
+          <w:szCs w:val="18"/>
+        </w:rPr>
+        <w:t xml:space="preserve">Management guidance decoded into commitments, graded on the expectation → action → operational → commercial → financial ladder, then compared to what the current price appears to assume. Method: playbook/guidance-and-expectation-gap.md.</w:t>
+      </w:r>
+    </w:p>
+    <w:p>
+      <w:pPr>
+        <w:spacing w:after="120"/>
+      </w:pPr>
+      <w:r>
+        <w:rPr>
+          <w:b/>
+          <w:bCs/>
+          <w:sz w:val="20"/>
+          <w:szCs w:val="20"/>
+        </w:rPr>
+        <w:t xml:space="preserve">Market expectation vs. our path:</w:t>
+      </w:r>
+    </w:p>
+    <w:tbl>
+      <w:tblPr>
+        <w:tblW w:type="dxa" w:w="9000"/>
+        <w:tblBorders>
+          <w:top w:val="single" w:color="auto" w:sz="4"/>
+          <w:left w:val="single" w:color="auto" w:sz="4"/>
+          <w:bottom w:val="single" w:color="auto" w:sz="4"/>
+          <w:right w:val="single" w:color="auto" w:sz="4"/>
+          <w:insideH w:val="single" w:color="auto" w:sz="4"/>
+          <w:insideV w:val="single" w:color="auto" w:sz="4"/>
+        </w:tblBorders>
+      </w:tblPr>
+      <w:tblGrid>
+        <w:gridCol w:w="3200"/>
+        <w:gridCol w:w="5800"/>
+      </w:tblGrid>
+      <w:tr>
+        <w:tc>
+          <w:tcPr>
+            <w:tcW w:type="dxa" w:w="3200"/>
+            <w:shd w:fill="F2F2F2" w:val="clear"/>
+          </w:tcPr>
+          <w:p>
+            <w:r>
+              <w:rPr>
+                <w:b/>
+                <w:bCs/>
+              </w:rPr>
+              <w:t xml:space="preserve">As of</w:t>
+            </w:r>
+          </w:p>
+        </w:tc>
+        <w:tc>
+          <w:tcPr>
+            <w:tcW w:type="dxa" w:w="5800"/>
+          </w:tcPr>
+          <w:p>
+            <w:r>
+              <w:t xml:space="preserve">2026-09-09</w:t>
+            </w:r>
+          </w:p>
+        </w:tc>
+      </w:tr>
+      <w:tr>
+        <w:tc>
+          <w:tcPr>
+            <w:tcW w:type="dxa" w:w="3200"/>
+            <w:shd w:fill="F2F2F2" w:val="clear"/>
+          </w:tcPr>
+          <w:p>
+            <w:r>
+              <w:rPr>
+                <w:b/>
+                <w:bCs/>
+              </w:rPr>
+              <w:t xml:space="preserve">Price / multiple</w:t>
+            </w:r>
+          </w:p>
+        </w:tc>
+        <w:tc>
+          <w:tcPr>
+            <w:tcW w:type="dxa" w:w="5800"/>
+          </w:tcPr>
+          <w:p>
+            <w:r>
+              <w:t xml:space="preserve">Rs 292 · 12.6x P/E · 8x EV/EBITDA</w:t>
+            </w:r>
+          </w:p>
+        </w:tc>
+      </w:tr>
+      <w:tr>
+        <w:tc>
+          <w:tcPr>
+            <w:tcW w:type="dxa" w:w="3200"/>
+            <w:shd w:fill="F2F2F2" w:val="clear"/>
+          </w:tcPr>
+          <w:p>
+            <w:r>
+              <w:rPr>
+                <w:b/>
+                <w:bCs/>
+              </w:rPr>
+              <w:t xml:space="preserve">Right valuation lens</w:t>
+            </w:r>
+          </w:p>
+        </w:tc>
+        <w:tc>
+          <w:tcPr>
+            <w:tcW w:type="dxa" w:w="5800"/>
+          </w:tcPr>
+          <w:p>
+            <w:r>
+              <w:t xml:space="preserve">P/E</w:t>
+            </w:r>
+          </w:p>
+        </w:tc>
+      </w:tr>
+      <w:tr>
+        <w:tc>
+          <w:tcPr>
+            <w:tcW w:type="dxa" w:w="3200"/>
+            <w:shd w:fill="F2F2F2" w:val="clear"/>
+          </w:tcPr>
+          <w:p>
+            <w:r>
+              <w:rPr>
+                <w:b/>
+                <w:bCs/>
+              </w:rPr>
+              <w:t xml:space="preserve">Price implies</w:t>
+            </w:r>
+          </w:p>
+        </w:tc>
+        <w:tc>
+          <w:tcPr>
+            <w:tcW w:type="dxa" w:w="5800"/>
+          </w:tcPr>
+          <w:p>
+            <w:r>
+              <w:t xml:space="preserve">~13x trailing earnings after a ~40% correction from the peak; against a ~14-16x exit this needs only ~15-20% EPS CAGR, which the 7 GW order book and 40-50% revenue CAGR target would clear easily if margins and leverage hold -- the low multiple prices in the margin-pressure and D/E-1.71 risk</w:t>
+            </w:r>
+          </w:p>
+        </w:tc>
+      </w:tr>
+      <w:tr>
+        <w:tc>
+          <w:tcPr>
+            <w:tcW w:type="dxa" w:w="3200"/>
+            <w:shd w:fill="F2F2F2" w:val="clear"/>
+          </w:tcPr>
+          <w:p>
+            <w:r>
+              <w:rPr>
+                <w:b/>
+                <w:bCs/>
+              </w:rPr>
+              <w:t xml:space="preserve">Our FY27</w:t>
+            </w:r>
+          </w:p>
+        </w:tc>
+        <w:tc>
+          <w:tcPr>
+            <w:tcW w:type="dxa" w:w="5800"/>
+          </w:tcPr>
+          <w:p>
+            <w:r>
+              <w:t xml:space="preserve">revenue +35-50% on the order book / land bank; OPM ~32-36%; PAT growth slower than revenue on higher interest as the IPP book scales; FCF remains deeply negative on capex</w:t>
+            </w:r>
+          </w:p>
+        </w:tc>
+      </w:tr>
+      <w:tr>
+        <w:tc>
+          <w:tcPr>
+            <w:tcW w:type="dxa" w:w="3200"/>
+            <w:shd w:fill="F2F2F2" w:val="clear"/>
+          </w:tcPr>
+          <w:p>
+            <w:r>
+              <w:rPr>
+                <w:b/>
+                <w:bCs/>
+              </w:rPr>
+              <w:t xml:space="preserve">Our FY28</w:t>
+            </w:r>
+          </w:p>
+        </w:tc>
+        <w:tc>
+          <w:tcPr>
+            <w:tcW w:type="dxa" w:w="5800"/>
+          </w:tcPr>
+          <w:p>
+            <w:r>
+              <w:t xml:space="preserve">continued high revenue growth if execution timing normalises; the swing factor is whether margin pressure is temporary (execution timing) or structural (competitive solar-IPP tariffs)</w:t>
+            </w:r>
+          </w:p>
+        </w:tc>
+      </w:tr>
+      <w:tr>
+        <w:tc>
+          <w:tcPr>
+            <w:tcW w:type="dxa" w:w="3200"/>
+            <w:shd w:fill="F2F2F2" w:val="clear"/>
+          </w:tcPr>
+          <w:p>
+            <w:r>
+              <w:rPr>
+                <w:b/>
+                <w:bCs/>
+              </w:rPr>
+              <w:t xml:space="preserve">Gap direction</w:t>
+            </w:r>
+          </w:p>
+        </w:tc>
+        <w:tc>
+          <w:tcPr>
+            <w:tcW w:type="dxa" w:w="5800"/>
+          </w:tcPr>
+          <w:p>
+            <w:r>
+              <w:t xml:space="preserve">partially-priced</w:t>
+            </w:r>
+          </w:p>
+        </w:tc>
+      </w:tr>
+      <w:tr>
+        <w:tc>
+          <w:tcPr>
+            <w:tcW w:type="dxa" w:w="3200"/>
+            <w:shd w:fill="F2F2F2" w:val="clear"/>
+          </w:tcPr>
+          <w:p>
+            <w:r>
+              <w:rPr>
+                <w:b/>
+                <w:bCs/>
+              </w:rPr>
+              <w:t xml:space="preserve">Gap type</w:t>
+            </w:r>
+          </w:p>
+        </w:tc>
+        <w:tc>
+          <w:tcPr>
+            <w:tcW w:type="dxa" w:w="5800"/>
+          </w:tcPr>
+          <w:p>
+            <w:r>
+              <w:t xml:space="preserve">margin</w:t>
+            </w:r>
+          </w:p>
+        </w:tc>
+      </w:tr>
+      <w:tr>
+        <w:tc>
+          <w:tcPr>
+            <w:tcW w:type="dxa" w:w="3200"/>
+            <w:shd w:fill="F2F2F2" w:val="clear"/>
+          </w:tcPr>
+          <w:p>
+            <w:r>
+              <w:rPr>
+                <w:b/>
+                <w:bCs/>
+              </w:rPr>
+              <w:t xml:space="preserve">Gap magnitude</w:t>
+            </w:r>
+          </w:p>
+        </w:tc>
+        <w:tc>
+          <w:tcPr>
+            <w:tcW w:type="dxa" w:w="5800"/>
+          </w:tcPr>
+          <w:p>
+            <w:r>
+              <w:t xml:space="preserve">not estimable</w:t>
+            </w:r>
+          </w:p>
+        </w:tc>
+      </w:tr>
+      <w:tr>
+        <w:tc>
+          <w:tcPr>
+            <w:tcW w:type="dxa" w:w="3200"/>
+            <w:shd w:fill="F2F2F2" w:val="clear"/>
+          </w:tcPr>
+          <w:p>
+            <w:r>
+              <w:rPr>
+                <w:b/>
+                <w:bCs/>
+              </w:rPr>
+              <w:t xml:space="preserve">Gap basis</w:t>
+            </w:r>
+          </w:p>
+        </w:tc>
+        <w:tc>
+          <w:tcPr>
+            <w:tcW w:type="dxa" w:w="5800"/>
+          </w:tcPr>
+          <w:p>
+            <w:r>
+              <w:t xml:space="preserve">a ~13x multiple on a 40-50%-growth renewable IPP looks cheap, but ROCE has fallen to ~14%, D/E is 1.71 against currently-pressured margins, FCF is heavily negative on capex, and the community's temporary-vs-structural margin question is unresolved -- the low multiple is compensation for those risks, not a clean mispricing</w:t>
+            </w:r>
+          </w:p>
+        </w:tc>
+      </w:tr>
+      <w:tr>
+        <w:tc>
+          <w:tcPr>
+            <w:tcW w:type="dxa" w:w="3200"/>
+            <w:shd w:fill="F2F2F2" w:val="clear"/>
+          </w:tcPr>
+          <w:p>
+            <w:r>
+              <w:rPr>
+                <w:b/>
+                <w:bCs/>
+              </w:rPr>
+              <w:t xml:space="preserve">Evidence quality</w:t>
+            </w:r>
+          </w:p>
+        </w:tc>
+        <w:tc>
+          <w:tcPr>
+            <w:tcW w:type="dxa" w:w="5800"/>
+          </w:tcPr>
+          <w:p>
+            <w:r>
+              <w:t xml:space="preserve">moderate</w:t>
+            </w:r>
+          </w:p>
+        </w:tc>
+      </w:tr>
+    </w:tbl>
+    <w:p>
+      <w:pPr>
+        <w:spacing w:after="120"/>
+      </w:pPr>
+      <w:r>
+        <w:rPr>
+          <w:i/>
+          <w:iCs/>
+          <w:color w:val="666666"/>
+          <w:sz w:val="16"/>
+          <w:szCs w:val="16"/>
+        </w:rPr>
+        <w:t xml:space="preserve">no broker consensus; implied path is a reverse-P/E estimate + screener.in forward figures + VP thread view</w:t>
+      </w:r>
+    </w:p>
+    <w:p>
+      <w:pPr>
+        <w:pStyle w:val="Heading1"/>
+        <w:spacing w:after="120" w:before="280"/>
+      </w:pPr>
+      <w:r>
+        <w:t xml:space="preserve">Ishmohit-Lens Checks (value chain · earnings quality · growth trajectory · management · quality metrics · track record · global-signal check)</w:t>
+      </w:r>
+    </w:p>
+    <w:p>
+      <w:pPr>
+        <w:spacing w:after="120"/>
+      </w:pPr>
+      <w:r>
+        <w:rPr>
+          <w:i/>
+          <w:iCs/>
+          <w:color w:val="666666"/>
+          <w:sz w:val="18"/>
+          <w:szCs w:val="18"/>
+        </w:rPr>
+        <w:t xml:space="preserve">Extra checks drawn from @ishmohit1 / SOIC methodology (playbook/ishmohit-soic-style.md): where the company sits in its value chain and what the supply side is doing, whether a margin/PAT inflection is structural or a cyclical peak, the rate-of-change of growth vs. what the multiple demands, and management quality as a positive attribute.</w:t>
+      </w:r>
+    </w:p>
+    <w:p>
+      <w:pPr>
+        <w:spacing w:after="120"/>
+      </w:pPr>
+      <w:r>
+        <w:rPr>
+          <w:b/>
+          <w:bCs/>
+          <w:sz w:val="20"/>
+          <w:szCs w:val="20"/>
+        </w:rPr>
+        <w:t xml:space="preserve">Quality metrics (ROCE · debt · FCF · margin · capex):</w:t>
+      </w:r>
+    </w:p>
+    <w:tbl>
+      <w:tblPr>
+        <w:tblW w:type="dxa" w:w="9000"/>
+        <w:tblBorders>
+          <w:top w:val="single" w:color="auto" w:sz="4"/>
+          <w:left w:val="single" w:color="auto" w:sz="4"/>
+          <w:bottom w:val="single" w:color="auto" w:sz="4"/>
+          <w:right w:val="single" w:color="auto" w:sz="4"/>
+          <w:insideH w:val="single" w:color="auto" w:sz="4"/>
+          <w:insideV w:val="single" w:color="auto" w:sz="4"/>
+        </w:tblBorders>
+      </w:tblPr>
+      <w:tblGrid>
+        <w:gridCol w:w="3200"/>
+        <w:gridCol w:w="5800"/>
+      </w:tblGrid>
+      <w:tr>
+        <w:tc>
+          <w:tcPr>
+            <w:tcW w:type="dxa" w:w="3200"/>
+            <w:shd w:fill="F2F2F2" w:val="clear"/>
+          </w:tcPr>
+          <w:p>
+            <w:r>
+              <w:rPr>
+                <w:b/>
+                <w:bCs/>
+              </w:rPr>
+              <w:t xml:space="preserve">Assessment</w:t>
+            </w:r>
+          </w:p>
+        </w:tc>
+        <w:tc>
+          <w:tcPr>
+            <w:tcW w:type="dxa" w:w="5800"/>
+          </w:tcPr>
+          <w:p>
+            <w:r>
+              <w:t xml:space="preserve">concern</w:t>
+            </w:r>
+          </w:p>
+        </w:tc>
+      </w:tr>
+      <w:tr>
+        <w:tc>
+          <w:tcPr>
+            <w:tcW w:type="dxa" w:w="3200"/>
+            <w:shd w:fill="F2F2F2" w:val="clear"/>
+          </w:tcPr>
+          <w:p>
+            <w:r>
+              <w:rPr>
+                <w:b/>
+                <w:bCs/>
+              </w:rPr>
+              <w:t xml:space="preserve">ROCE</w:t>
+            </w:r>
+          </w:p>
+        </w:tc>
+        <w:tc>
+          <w:tcPr>
+            <w:tcW w:type="dxa" w:w="5800"/>
+          </w:tcPr>
+          <w:p>
+            <w:r>
+              <w:t xml:space="preserve">13.8% (declining)</w:t>
+            </w:r>
+          </w:p>
+        </w:tc>
+      </w:tr>
+      <w:tr>
+        <w:tc>
+          <w:tcPr>
+            <w:tcW w:type="dxa" w:w="3200"/>
+            <w:shd w:fill="F2F2F2" w:val="clear"/>
+          </w:tcPr>
+          <w:p>
+            <w:r>
+              <w:rPr>
+                <w:b/>
+                <w:bCs/>
+              </w:rPr>
+              <w:t xml:space="preserve">Leverage</w:t>
+            </w:r>
+          </w:p>
+        </w:tc>
+        <w:tc>
+          <w:tcPr>
+            <w:tcW w:type="dxa" w:w="5800"/>
+          </w:tcPr>
+          <w:p>
+            <w:r>
+              <w:t xml:space="preserve">Net debt/EBITDA 5.4x</w:t>
+            </w:r>
+          </w:p>
+        </w:tc>
+      </w:tr>
+      <w:tr>
+        <w:tc>
+          <w:tcPr>
+            <w:tcW w:type="dxa" w:w="3200"/>
+            <w:shd w:fill="F2F2F2" w:val="clear"/>
+          </w:tcPr>
+          <w:p>
+            <w:r>
+              <w:rPr>
+                <w:b/>
+                <w:bCs/>
+              </w:rPr>
+              <w:t xml:space="preserve">FCF conversion</w:t>
+            </w:r>
+          </w:p>
+        </w:tc>
+        <w:tc>
+          <w:tcPr>
+            <w:tcW w:type="dxa" w:w="5800"/>
+          </w:tcPr>
+          <w:p>
+            <w:r>
+              <w:t xml:space="preserve">-290%</w:t>
+            </w:r>
+          </w:p>
+        </w:tc>
+      </w:tr>
+      <w:tr>
+        <w:tc>
+          <w:tcPr>
+            <w:tcW w:type="dxa" w:w="3200"/>
+            <w:shd w:fill="F2F2F2" w:val="clear"/>
+          </w:tcPr>
+          <w:p>
+            <w:r>
+              <w:rPr>
+                <w:b/>
+                <w:bCs/>
+              </w:rPr>
+              <w:t xml:space="preserve">Margin trend</w:t>
+            </w:r>
+          </w:p>
+        </w:tc>
+        <w:tc>
+          <w:tcPr>
+            <w:tcW w:type="dxa" w:w="5800"/>
+          </w:tcPr>
+          <w:p>
+            <w:r>
+              <w:t xml:space="preserve">stable</w:t>
+            </w:r>
+          </w:p>
+        </w:tc>
+      </w:tr>
+      <w:tr>
+        <w:tc>
+          <w:tcPr>
+            <w:tcW w:type="dxa" w:w="3200"/>
+            <w:shd w:fill="F2F2F2" w:val="clear"/>
+          </w:tcPr>
+          <w:p>
+            <w:r>
+              <w:rPr>
+                <w:b/>
+                <w:bCs/>
+              </w:rPr>
+              <w:t xml:space="preserve">Capex efficiency</w:t>
+            </w:r>
+          </w:p>
+        </w:tc>
+        <w:tc>
+          <w:tcPr>
+            <w:tcW w:type="dxa" w:w="5800"/>
+          </w:tcPr>
+          <w:p>
+            <w:r>
+              <w:t xml:space="preserve">neutral</w:t>
+            </w:r>
+          </w:p>
+        </w:tc>
+      </w:tr>
+    </w:tbl>
+    <w:p>
+      <w:pPr>
+        <w:spacing w:after="60" w:before="120"/>
+      </w:pPr>
+      <w:r>
+        <w:rPr>
+          <w:b/>
+          <w:bCs/>
+          <w:sz w:val="20"/>
+          <w:szCs w:val="20"/>
+        </w:rPr>
+        <w:t xml:space="preserve">Track record (Coffee Can persistence check): </w:t>
+      </w:r>
+      <w:r>
+        <w:rPr>
+          <w:sz w:val="20"/>
+          <w:szCs w:val="20"/>
+        </w:rPr>
+        <w:t xml:space="preserve">cleared revenue growth ≥10% AND ROCE ≥15% in 5 of the last 7 years (consistency_score 71)</w:t>
+      </w:r>
+    </w:p>
+    <w:p>
+      <w:pPr>
+        <w:spacing w:after="120"/>
+      </w:pPr>
+      <w:r>
+        <w:rPr>
+          <w:color w:val="666666"/>
+          <w:sz w:val="18"/>
+          <w:szCs w:val="18"/>
+        </w:rPr>
+        <w:t xml:space="preserve">Per screener.in consolidated (FY20-FY26): FY20-FY24 all cleared both bars (revenue +59-180% / ROCE 16-25%); FY25-FY26 ROCE slipped to ~14% on rising leverage (D/E 1.71) and margin pressure even as revenue kept growing 55-69%. Capital-intensive IPP model with deeply negative free cash flow.</w:t>
+      </w:r>
+    </w:p>
+    <w:p>
+      <w:pPr>
+        <w:pStyle w:val="Heading1"/>
+        <w:spacing w:after="120" w:before="280"/>
+      </w:pPr>
+      <w:r>
         <w:t xml:space="preserve">Technical Read (Weekly / Monthly MACD + Bollinger Bands, or RSI/CCI/Williams %R proxy)</w:t>
       </w:r>
     </w:p>
@@ -463,6 +1081,34 @@
           <w:szCs w:val="24"/>
         </w:rPr>
         <w:t xml:space="preserve">10x-in-2-3-years</w:t>
+      </w:r>
+    </w:p>
+    <w:p>
+      <w:pPr>
+        <w:spacing w:after="120"/>
+      </w:pPr>
+      <w:r>
+        <w:rPr>
+          <w:color w:val="666666"/>
+          <w:sz w:val="20"/>
+          <w:szCs w:val="20"/>
+        </w:rPr>
+        <w:t xml:space="preserve">4-box gate — tailwind: yes · TAM: yes · moat: weak · valuation: weak  (score 3 / 4)</w:t>
+      </w:r>
+    </w:p>
+    <w:p>
+      <w:pPr>
+        <w:spacing w:after="120"/>
+      </w:pPr>
+      <w:r>
+        <w:rPr>
+          <w:i/>
+          <w:iCs/>
+          <w:color w:val="666666"/>
+          <w:sz w:val="20"/>
+          <w:szCs w:val="20"/>
+        </w:rPr>
+        <w:t xml:space="preserve">7GW order book + management's 40-50% CAGR-to-FY30 target on a large land bank is a real renewable-IPP tailwind and tam; no distinct moat described for a commodity solar-IPP model — weak; stock near 52-wk low after a ~40% correction with an unresolved community question on whether margin pressure is temporary or structural — valuation weak. D/E 1.71 is meaningful leverage against currently-pressured margins.</w:t>
       </w:r>
     </w:p>
     <w:p>

--- a/projects/valuepickr-open-screen/docs/KPI Green Energy Ltd.docx
+++ b/projects/valuepickr-open-screen/docs/KPI Green Energy Ltd.docx
@@ -32,7 +32,7 @@
           <w:sz w:val="22"/>
           <w:szCs w:val="22"/>
         </w:rPr>
-        <w:t xml:space="preserve">Renewable-energy IPP/EPC near a 52-week low on margin pressure, sitting on a large land bank and 7 GW order book</w:t>
+        <w:t xml:space="preserve">Renewable-energy IPP/EPC near a 52-week low after a real FY26 growth print (+56% revenue/PAT) gave way to a Q1 FY27 profit miss (-14% PAT YoY) on debt-funded-capex finance costs, with a 44.7%-pledged promoter stake as the fresh governance overhang</w:t>
       </w:r>
     </w:p>
     <w:p>
@@ -49,7 +49,7 @@
         <w:spacing w:after="120"/>
       </w:pPr>
       <w:r>
-        <w:t xml:space="preserve">KPI Green Energy develops and operates renewable energy (solar/wind) projects, both as an independent power producer and EPC contractor, with an installed capacity of 2.5 GW and stated plans to scale beyond 10 GW by 2030.</w:t>
+        <w:t xml:space="preserve">KPI Green Energy develops and operates renewable energy (solar/wind) projects, both as an independent power producer (IPP) and EPC contractor. As of Mar 2026 it had ~1.62 GW installed plus ~4.64 GW under execution (~4.74 GW cumulative at the company level: 2.17 GW IPP + 2.57 GW CPP; the wider KP Group portfolio is ~8.52 GW), a 3.61 GW order book, and a stated target of 10 GW by 2030.</w:t>
       </w:r>
     </w:p>
     <w:p>
@@ -99,7 +99,7 @@
           </w:tcPr>
           <w:p>
             <w:r>
-              <w:t xml:space="preserve">Rs 6,344 Cr</w:t>
+              <w:t xml:space="preserve">~Rs 5,526 Cr (price ~Rs 284, as of 18-19 Sept 2026)</w:t>
             </w:r>
           </w:p>
         </w:tc>
@@ -126,7 +126,7 @@
           </w:tcPr>
           <w:p>
             <w:r>
-              <w:t xml:space="preserve">13.8%</w:t>
+              <w:t xml:space="preserve">18% (FY24) -&gt; 14% (FY25) -&gt; ~13.8% (FY26) - declining trend as fresh capex lands ahead of revenue ramp</w:t>
             </w:r>
           </w:p>
         </w:tc>
@@ -180,7 +180,7 @@
           </w:tcPr>
           <w:p>
             <w:r>
-              <w:t xml:space="preserve">1.71</w:t>
+              <w:t xml:space="preserve">~1.5-1.7x - consolidated borrowings roughly quadrupled in FY26 (Rs1,475cr FY25 -&gt; ~Rs4,530-5,200cr FY26) to fund the capacity build-out</w:t>
             </w:r>
           </w:p>
         </w:tc>
@@ -207,7 +207,7 @@
           </w:tcPr>
           <w:p>
             <w:r>
-              <w:t xml:space="preserve">40-50% revenue CAGR through FY30</w:t>
+              <w:t xml:space="preserve">40-50% revenue CAGR through FY30 / 10 GW capacity by 2030 (vs ~4.74-8.52 GW installed+pipeline today)</w:t>
             </w:r>
           </w:p>
         </w:tc>
@@ -234,7 +234,34 @@
           </w:tcPr>
           <w:p>
             <w:r>
-              <w:t xml:space="preserve">Rs 335.6 - 562.6 (near the low, down ~40% from peak)</w:t>
+              <w:t xml:space="preserve">Rs 272 - 541.9 (near the low, down ~48% from peak)</w:t>
+            </w:r>
+          </w:p>
+        </w:tc>
+      </w:tr>
+      <w:tr>
+        <w:tc>
+          <w:tcPr>
+            <w:tcW w:type="dxa" w:w="3200"/>
+            <w:shd w:fill="F2F2F2" w:val="clear"/>
+          </w:tcPr>
+          <w:p>
+            <w:r>
+              <w:rPr>
+                <w:b/>
+                <w:bCs/>
+              </w:rPr>
+              <w:t xml:space="preserve">Promoter pledge</w:t>
+            </w:r>
+          </w:p>
+        </w:tc>
+        <w:tc>
+          <w:tcPr>
+            <w:tcW w:type="dxa" w:w="5800"/>
+          </w:tcPr>
+          <w:p>
+            <w:r>
+              <w:t xml:space="preserve">~44.7% of the ~49% promoter stake pledged; lender (SBI) sanction states pledge to be released by March 2027 on project completion</w:t>
             </w:r>
           </w:p>
         </w:tc>
@@ -250,7 +277,7 @@
         <w:spacing w:after="120"/>
       </w:pPr>
       <w:r>
-        <w:t xml:space="preserve">Solid ROE (17.4%) and an aggressive but management-stated growth target (40-50% CAGR to FY30), offset by meaningful leverage (D/E 1.71, typical for a capital-intensive IPP model) and a stock that has corrected ~40% from its peak on margin pressure.</w:t>
+        <w:t xml:space="preserve">FY26 was a genuine record year (consolidated revenue +56.2% YoY to Rs2,741.52cr, PAT +56.55% YoY to Rs509.24cr, EBITDA margin ~36-37%), but Q1 FY27 broke the trend: revenue growth decelerated sharply to +15-16% YoY and PAT fell 14% YoY (to ~Rs95cr) even though EBITDA margin held/expanded slightly YoY (~35-37%) - the PAT miss is attributable to sharply higher depreciation and finance costs from FY26's debt-funded capacity build (consolidated borrowings roughly quadrupled to ~Rs4,500-5,200cr), not clear operating-margin erosion, though management also cited 'geopolitical' input-cost pressure (steel, cables, module-mounting structures, logistics) industry-wide. ROCE has declined for two straight years (18% FY24 -&gt; 14% FY25 -&gt; ~13.8% FY26) as fresh capex lands ahead of the revenue ramp, and free cash flow remains deeply negative on the capex programme. A new, material governance/leverage data point this pass: ~44.7% of the promoter's ~49% stake is pledged (lender SBI has sanctioned release by March 2027 on project completion) alongside a routine-looking statutory-auditor rotation (MSKC &amp; Associates LLP appointed for a fresh 5-year term at the 18th AGM) and a CFO transition (Salim Yahoo out, Kapil Kriplani in) - none individually a disqualifying red flag, but together they add real near-term execution and monitoring risk on top of the already-elevated leverage.</w:t>
       </w:r>
     </w:p>
     <w:p>
@@ -259,7 +286,7 @@
         <w:spacing w:after="120" w:before="280"/>
       </w:pPr>
       <w:r>
-        <w:t xml:space="preserve">Guidance &amp; Expectation Gap</w:t>
+        <w:t xml:space="preserve">Deep-Dive: Primary Documents (Annual Reports, Quarterly Results, Exchange Filings)</w:t>
       </w:r>
     </w:p>
     <w:p>
@@ -274,7 +301,1318 @@
           <w:sz w:val="18"/>
           <w:szCs w:val="18"/>
         </w:rPr>
+        <w:t xml:space="preserve">Pass 1 — 2026-09-19. Built from the company's own filings (3 years of annual reports, ~4 quarters of results/concalls, and 6 months of BSE/NSE announcements), read via the web — a deeper layer than the forum-sentiment read below.</w:t>
+      </w:r>
+    </w:p>
+    <w:p>
+      <w:pPr>
+        <w:spacing w:after="120"/>
+      </w:pPr>
+      <w:r>
+        <w:rPr>
+          <w:b/>
+          <w:bCs/>
+          <w:sz w:val="20"/>
+          <w:szCs w:val="20"/>
+        </w:rPr>
+        <w:t xml:space="preserve">Sources reviewed this pass:</w:t>
+      </w:r>
+    </w:p>
+    <w:p>
+      <w:pPr>
+        <w:pStyle w:val="ListParagraph"/>
+        <w:numPr>
+          <w:ilvl w:val="0"/>
+          <w:numId w:val="1"/>
+        </w:numPr>
+        <w:spacing w:after="60"/>
+      </w:pPr>
+      <w:r>
+        <w:t xml:space="preserve">FY26 results coverage (screener.in, marketsmojo, whalesbook, scanx) - consolidated revenue/PAT/margin, Q2-Q4 FY26 quarterly trend</w:t>
+      </w:r>
+    </w:p>
+    <w:p>
+      <w:pPr>
+        <w:pStyle w:val="ListParagraph"/>
+        <w:numPr>
+          <w:ilvl w:val="0"/>
+          <w:numId w:val="1"/>
+        </w:numPr>
+        <w:spacing w:after="60"/>
+      </w:pPr>
+      <w:r>
+        <w:t xml:space="preserve">Q1 FY27 results and concall commentary (saurenergy, investing.com, whalesbook, tradebrains) - revenue/EBITDA/PAT and management's 'geopolitical' input-cost commentary</w:t>
+      </w:r>
+    </w:p>
+    <w:p>
+      <w:pPr>
+        <w:pStyle w:val="ListParagraph"/>
+        <w:numPr>
+          <w:ilvl w:val="0"/>
+          <w:numId w:val="1"/>
+        </w:numPr>
+        <w:spacing w:after="60"/>
+      </w:pPr>
+      <w:r>
+        <w:t xml:space="preserve">screener.in consolidated financials (quarterly table, ROCE trend, debt trend, cash-flow/capex figures)</w:t>
+      </w:r>
+    </w:p>
+    <w:p>
+      <w:pPr>
+        <w:pStyle w:val="ListParagraph"/>
+        <w:numPr>
+          <w:ilvl w:val="0"/>
+          <w:numId w:val="1"/>
+        </w:numPr>
+        <w:spacing w:after="60"/>
+      </w:pPr>
+      <w:r>
+        <w:t xml:space="preserve">BSE corporate-announcement search: Aug 2026 statutory-auditor change (MSKC &amp; Associates LLP, 5-year term from 18th AGM), CFO transition (Salim Yahoo out, Kapil Kriplani in)</w:t>
+      </w:r>
+    </w:p>
+    <w:p>
+      <w:pPr>
+        <w:pStyle w:val="ListParagraph"/>
+        <w:numPr>
+          <w:ilvl w:val="0"/>
+          <w:numId w:val="1"/>
+        </w:numPr>
+        <w:spacing w:after="60"/>
+      </w:pPr>
+      <w:r>
+        <w:t xml:space="preserve">Promoter shareholding/pledge search (trendlyne, smart-investing.in, sharekhan) - pledge percentage and SBI sanction/release timeline</w:t>
+      </w:r>
+    </w:p>
+    <w:p>
+      <w:pPr>
+        <w:pStyle w:val="ListParagraph"/>
+        <w:numPr>
+          <w:ilvl w:val="0"/>
+          <w:numId w:val="1"/>
+        </w:numPr>
+        <w:spacing w:after="60"/>
+      </w:pPr>
+      <w:r>
+        <w:t xml:space="preserve">Current price/valuation check (tickertape/indmoney-class aggregators) for market cap, P/E, 52-week range as of 18-19 Sept 2026</w:t>
+      </w:r>
+    </w:p>
+    <w:p>
+      <w:pPr>
+        <w:spacing w:after="120"/>
+      </w:pPr>
+      <w:r>
+        <w:rPr>
+          <w:b/>
+          <w:bCs/>
+          <w:sz w:val="20"/>
+          <w:szCs w:val="20"/>
+        </w:rPr>
+        <w:t xml:space="preserve">Annual-report findings (3-year view):</w:t>
+      </w:r>
+    </w:p>
+    <w:p>
+      <w:pPr>
+        <w:pStyle w:val="ListParagraph"/>
+        <w:numPr>
+          <w:ilvl w:val="0"/>
+          <w:numId w:val="1"/>
+        </w:numPr>
+        <w:spacing w:after="60"/>
+      </w:pPr>
+      <w:r>
+        <w:t xml:space="preserve">FY26 consolidated revenue Rs2,741.52cr (+56.2% YoY), PAT Rs509.24cr (+56.55% YoY), EBITDA margin ~36-37% - a genuine record year, not just a target</w:t>
+      </w:r>
+    </w:p>
+    <w:p>
+      <w:pPr>
+        <w:pStyle w:val="ListParagraph"/>
+        <w:numPr>
+          <w:ilvl w:val="0"/>
+          <w:numId w:val="1"/>
+        </w:numPr>
+        <w:spacing w:after="60"/>
+      </w:pPr>
+      <w:r>
+        <w:t xml:space="preserve">ROCE declined for two straight years: 18% (FY24) -&gt; 14% (FY25) -&gt; ~13.8% (FY26/TTM)</w:t>
+      </w:r>
+    </w:p>
+    <w:p>
+      <w:pPr>
+        <w:pStyle w:val="ListParagraph"/>
+        <w:numPr>
+          <w:ilvl w:val="0"/>
+          <w:numId w:val="1"/>
+        </w:numPr>
+        <w:spacing w:after="60"/>
+      </w:pPr>
+      <w:r>
+        <w:t xml:space="preserve">Consolidated borrowings roughly quadrupled in FY26 (from ~Rs1,475cr FY25 to an estimated ~Rs4,500-5,200cr FY26) to fund the capacity build-out; CWIP grew to ~Rs918cr; FY26 capex/investing outflow ~Rs4,071cr; free cash flow remained deeply negative</w:t>
+      </w:r>
+    </w:p>
+    <w:p>
+      <w:pPr>
+        <w:pStyle w:val="ListParagraph"/>
+        <w:numPr>
+          <w:ilvl w:val="0"/>
+          <w:numId w:val="1"/>
+        </w:numPr>
+        <w:spacing w:after="60"/>
+      </w:pPr>
+      <w:r>
+        <w:t xml:space="preserve">~44.7% of the promoter's ~49% stake is pledged; a lender (SBI) sanction states the pledge will be released by March 2027 on completion of current projects - new, material information not present in the pre-dive file</w:t>
+      </w:r>
+    </w:p>
+    <w:p>
+      <w:pPr>
+        <w:pStyle w:val="ListParagraph"/>
+        <w:numPr>
+          <w:ilvl w:val="0"/>
+          <w:numId w:val="1"/>
+        </w:numPr>
+        <w:spacing w:after="60"/>
+      </w:pPr>
+      <w:r>
+        <w:t xml:space="preserve">Aug 2026 statutory-auditor change: MSKC &amp; Associates LLP appointed for a fresh 5-year term (18th to 23rd AGM) - reads as a routine rotation/appointment rather than a resignation-under-a-cloud, though the exact reason for the outgoing auditor's departure was not found in the sources reviewed</w:t>
+      </w:r>
+    </w:p>
+    <w:p>
+      <w:pPr>
+        <w:pStyle w:val="ListParagraph"/>
+        <w:numPr>
+          <w:ilvl w:val="0"/>
+          <w:numId w:val="1"/>
+        </w:numPr>
+        <w:spacing w:after="60"/>
+      </w:pPr>
+      <w:r>
+        <w:t xml:space="preserve">Concurrent CFO transition (Salim Yahoo resigned, Kapil Kriplani appointed) around the same period</w:t>
+      </w:r>
+    </w:p>
+    <w:p>
+      <w:pPr>
+        <w:pStyle w:val="ListParagraph"/>
+        <w:numPr>
+          <w:ilvl w:val="0"/>
+          <w:numId w:val="1"/>
+        </w:numPr>
+        <w:spacing w:after="60"/>
+      </w:pPr>
+      <w:r>
+        <w:t xml:space="preserve">A modest FY26 dividend (~Rs0.40/share) was declared - a first meaningful shareholder-return signal</w:t>
+      </w:r>
+    </w:p>
+    <w:p>
+      <w:pPr>
+        <w:spacing w:after="120"/>
+      </w:pPr>
+      <w:r>
+        <w:rPr>
+          <w:b/>
+          <w:bCs/>
+          <w:sz w:val="20"/>
+          <w:szCs w:val="20"/>
+        </w:rPr>
+        <w:t xml:space="preserve">Quarterly trend (last ~4 quarters + concall commentary):</w:t>
+      </w:r>
+    </w:p>
+    <w:p>
+      <w:pPr>
+        <w:pStyle w:val="ListParagraph"/>
+        <w:numPr>
+          <w:ilvl w:val="0"/>
+          <w:numId w:val="1"/>
+        </w:numPr>
+        <w:spacing w:after="60"/>
+      </w:pPr>
+      <w:r>
+        <w:t xml:space="preserve">Q1 FY26 (Jun-25): revenue ~Rs603-614cr</w:t>
+      </w:r>
+    </w:p>
+    <w:p>
+      <w:pPr>
+        <w:pStyle w:val="ListParagraph"/>
+        <w:numPr>
+          <w:ilvl w:val="0"/>
+          <w:numId w:val="1"/>
+        </w:numPr>
+        <w:spacing w:after="60"/>
+      </w:pPr>
+      <w:r>
+        <w:t xml:space="preserve">Q2 FY26 (Sep-25): revenue ~Rs634cr, +76.4% YoY, PAT margin ~18.4% (down ~105bps YoY)</w:t>
+      </w:r>
+    </w:p>
+    <w:p>
+      <w:pPr>
+        <w:pStyle w:val="ListParagraph"/>
+        <w:numPr>
+          <w:ilvl w:val="0"/>
+          <w:numId w:val="1"/>
+        </w:numPr>
+        <w:spacing w:after="60"/>
+      </w:pPr>
+      <w:r>
+        <w:t xml:space="preserve">Q3 FY26 (Dec-25): revenue ~Rs663cr, PAT +67% YoY (on-track FY26 guidance per contemporaneous coverage)</w:t>
+      </w:r>
+    </w:p>
+    <w:p>
+      <w:pPr>
+        <w:pStyle w:val="ListParagraph"/>
+        <w:numPr>
+          <w:ilvl w:val="0"/>
+          <w:numId w:val="1"/>
+        </w:numPr>
+        <w:spacing w:after="60"/>
+      </w:pPr>
+      <w:r>
+        <w:t xml:space="preserve">Q4 FY26 (Mar-26): revenue ~Rs796-810cr (+40% YoY), EBITDA ~Rs291-305cr (+80% YoY), PAT ~Rs145-155cr (+46% YoY), PAT margin ~19.5%</w:t>
+      </w:r>
+    </w:p>
+    <w:p>
+      <w:pPr>
+        <w:pStyle w:val="ListParagraph"/>
+        <w:numPr>
+          <w:ilvl w:val="0"/>
+          <w:numId w:val="1"/>
+        </w:numPr>
+        <w:spacing w:after="60"/>
+      </w:pPr>
+      <w:r>
+        <w:t xml:space="preserve">Q1 FY27 (Jun-26): revenue ~Rs693-710cr (+15-16% YoY, a sharp deceleration), EBITDA +21% YoY at ~35-37% margin (margin held/expanded YoY), PAT ~Rs95cr (-14% YoY) on higher depreciation/finance costs; renewable portfolio +71% YoY to ~6.94 GW</w:t>
+      </w:r>
+    </w:p>
+    <w:p>
+      <w:pPr>
+        <w:spacing w:after="120"/>
+      </w:pPr>
+      <w:r>
+        <w:rPr>
+          <w:b/>
+          <w:bCs/>
+          <w:sz w:val="20"/>
+          <w:szCs w:val="20"/>
+        </w:rPr>
+        <w:t xml:space="preserve">Exchange announcements (last 6 months):</w:t>
+      </w:r>
+    </w:p>
+    <w:p>
+      <w:pPr>
+        <w:pStyle w:val="ListParagraph"/>
+        <w:numPr>
+          <w:ilvl w:val="0"/>
+          <w:numId w:val="1"/>
+        </w:numPr>
+        <w:spacing w:after="60"/>
+      </w:pPr>
+      <w:r>
+        <w:t xml:space="preserve">Aug 11, 2026: statutory-auditor change to MSKC &amp; Associates LLP for a 5-year term</w:t>
+      </w:r>
+    </w:p>
+    <w:p>
+      <w:pPr>
+        <w:pStyle w:val="ListParagraph"/>
+        <w:numPr>
+          <w:ilvl w:val="0"/>
+          <w:numId w:val="1"/>
+        </w:numPr>
+        <w:spacing w:after="60"/>
+      </w:pPr>
+      <w:r>
+        <w:t xml:space="preserve">CFO transition: Kapil Kriplani appointed, Salim Yahoo's resignation/last day confirmed</w:t>
+      </w:r>
+    </w:p>
+    <w:p>
+      <w:pPr>
+        <w:pStyle w:val="ListParagraph"/>
+        <w:numPr>
+          <w:ilvl w:val="0"/>
+          <w:numId w:val="1"/>
+        </w:numPr>
+        <w:spacing w:after="60"/>
+      </w:pPr>
+      <w:r>
+        <w:t xml:space="preserve">FY26 results (board meeting May 6, 2026): record revenue/PAT, dividend of ~Rs0.40/share considered</w:t>
+      </w:r>
+    </w:p>
+    <w:p>
+      <w:pPr>
+        <w:pStyle w:val="ListParagraph"/>
+        <w:numPr>
+          <w:ilvl w:val="0"/>
+          <w:numId w:val="1"/>
+        </w:numPr>
+        <w:spacing w:after="60"/>
+      </w:pPr>
+      <w:r>
+        <w:t xml:space="preserve">18th AGM scheduled 29 Sept 2026; FY26 annual report and BRSR filed 5 Sept 2026</w:t>
+      </w:r>
+    </w:p>
+    <w:p>
+      <w:pPr>
+        <w:pStyle w:val="ListParagraph"/>
+        <w:numPr>
+          <w:ilvl w:val="0"/>
+          <w:numId w:val="1"/>
+        </w:numPr>
+        <w:spacing w:after="60"/>
+      </w:pPr>
+      <w:r>
+        <w:t xml:space="preserve">Order book of 3.61 GW and ~4.64 GW under-execution capacity disclosed alongside FY26 results; group-level (KP Group) portfolio at ~8.52 GW</w:t>
+      </w:r>
+    </w:p>
+    <w:p>
+      <w:pPr>
+        <w:spacing w:after="120"/>
+      </w:pPr>
+      <w:r>
+        <w:rPr>
+          <w:b/>
+          <w:bCs/>
+          <w:sz w:val="20"/>
+          <w:szCs w:val="20"/>
+        </w:rPr>
+        <w:t xml:space="preserve">Key new facts vs. the prior write-up:</w:t>
+      </w:r>
+    </w:p>
+    <w:p>
+      <w:pPr>
+        <w:pStyle w:val="ListParagraph"/>
+        <w:numPr>
+          <w:ilvl w:val="0"/>
+          <w:numId w:val="1"/>
+        </w:numPr>
+        <w:spacing w:after="60"/>
+      </w:pPr>
+      <w:r>
+        <w:t xml:space="preserve">The promoter pledge (44.7% of the ~49% stake) is a genuinely new, material finding this pass - it was absent from the pre-dive file entirely</w:t>
+      </w:r>
+    </w:p>
+    <w:p>
+      <w:pPr>
+        <w:pStyle w:val="ListParagraph"/>
+        <w:numPr>
+          <w:ilvl w:val="0"/>
+          <w:numId w:val="1"/>
+        </w:numPr>
+        <w:spacing w:after="60"/>
+      </w:pPr>
+      <w:r>
+        <w:t xml:space="preserve">Consolidated debt roughly quadrupled in a single fiscal year (FY26) - a much sharper leverage build than the pre-dive file's static D/E 1.71 figure conveyed</w:t>
+      </w:r>
+    </w:p>
+    <w:p>
+      <w:pPr>
+        <w:pStyle w:val="ListParagraph"/>
+        <w:numPr>
+          <w:ilvl w:val="0"/>
+          <w:numId w:val="1"/>
+        </w:numPr>
+        <w:spacing w:after="60"/>
+      </w:pPr>
+      <w:r>
+        <w:t xml:space="preserve">The Q1 FY27 PAT decline is a below-the-line (depreciation/finance-cost) effect, not clear operating-margin erosion - EBITDA margin actually held/expanded YoY - which nudges the community's open 'temporary vs structural' question toward 'timing', though not conclusively</w:t>
+      </w:r>
+    </w:p>
+    <w:p>
+      <w:pPr>
+        <w:pStyle w:val="ListParagraph"/>
+        <w:numPr>
+          <w:ilvl w:val="0"/>
+          <w:numId w:val="1"/>
+        </w:numPr>
+        <w:spacing w:after="60"/>
+      </w:pPr>
+      <w:r>
+        <w:t xml:space="preserve">ROCE has now declined for two consecutive fiscal years, not just 'currently pressured' as the pre-dive tagline implied</w:t>
+      </w:r>
+    </w:p>
+    <w:p>
+      <w:pPr>
+        <w:spacing w:after="120"/>
+      </w:pPr>
+      <w:r>
+        <w:rPr>
+          <w:b/>
+          <w:bCs/>
+          <w:sz w:val="20"/>
+          <w:szCs w:val="20"/>
+        </w:rPr>
+        <w:t xml:space="preserve">Open questions / what to watch:</w:t>
+      </w:r>
+    </w:p>
+    <w:p>
+      <w:pPr>
+        <w:pStyle w:val="ListParagraph"/>
+        <w:numPr>
+          <w:ilvl w:val="0"/>
+          <w:numId w:val="1"/>
+        </w:numPr>
+        <w:spacing w:after="60"/>
+      </w:pPr>
+      <w:r>
+        <w:t xml:space="preserve">Whether Q1 FY27's PAT decline reverses in Q2/Q3 FY27 as new capacity's revenue ramps, or the finance-cost drag persists as the 10GW-by-2030 build continues</w:t>
+      </w:r>
+    </w:p>
+    <w:p>
+      <w:pPr>
+        <w:pStyle w:val="ListParagraph"/>
+        <w:numPr>
+          <w:ilvl w:val="0"/>
+          <w:numId w:val="1"/>
+        </w:numPr>
+        <w:spacing w:after="60"/>
+      </w:pPr>
+      <w:r>
+        <w:t xml:space="preserve">Exact reason for the outgoing statutory auditor's departure (routine rotation vs a disclosed disagreement) - not resolved by the sources reviewed within this pass's budget</w:t>
+      </w:r>
+    </w:p>
+    <w:p>
+      <w:pPr>
+        <w:pStyle w:val="ListParagraph"/>
+        <w:numPr>
+          <w:ilvl w:val="0"/>
+          <w:numId w:val="1"/>
+        </w:numPr>
+        <w:spacing w:after="60"/>
+      </w:pPr>
+      <w:r>
+        <w:t xml:space="preserve">Whether further capital raises will be needed to fund the 10GW target given leverage is already elevated and part of the promoter stake is pledged</w:t>
+      </w:r>
+    </w:p>
+    <w:p>
+      <w:pPr>
+        <w:pStyle w:val="ListParagraph"/>
+        <w:numPr>
+          <w:ilvl w:val="0"/>
+          <w:numId w:val="1"/>
+        </w:numPr>
+        <w:spacing w:after="60"/>
+      </w:pPr>
+      <w:r>
+        <w:t xml:space="preserve">No RPT-specific disclosure was reviewed this pass (rpt_trend left 'unclear') - a fuller annual-report RPT-schedule read would sharpen this</w:t>
+      </w:r>
+    </w:p>
+    <w:p>
+      <w:pPr>
+        <w:spacing w:after="120" w:before="120"/>
+      </w:pPr>
+      <w:r>
+        <w:rPr>
+          <w:b/>
+          <w:bCs/>
+          <w:sz w:val="20"/>
+          <w:szCs w:val="20"/>
+        </w:rPr>
+        <w:t xml:space="preserve">Conviction impact: </w:t>
+      </w:r>
+      <w:r>
+        <w:rPr>
+          <w:sz w:val="20"/>
+          <w:szCs w:val="20"/>
+        </w:rPr>
+        <w:t xml:space="preserve">Low-Medium -&gt; Low-Medium. This pass converts the pre-dive's vague 'margin pressure' concern into harder, more specific and in some ways worse facts (leverage roughly quadrupled in FY26, a freshly-disclosed 44.7% promoter pledge, two straight years of ROCE decline, a Q1 FY27 PAT miss) while also surfacing one mitigating nuance (EBITDA margin itself held/expanded YoY, so the PAT miss reads more like capex-cycle timing than structural margin collapse) and one positive (a real, delivered 56% FY26 growth print, not just a target). Net effect is confirmatory rather than a clear upgrade or downgrade - conviction held at Low-Medium, thesis_fit held at 10x-in-2-3-years (four_box score 3.0 permits it) pending 1-2 more quarters of clarity.</w:t>
+      </w:r>
+    </w:p>
+    <w:p>
+      <w:pPr>
+        <w:pStyle w:val="Heading1"/>
+        <w:spacing w:after="120" w:before="280"/>
+      </w:pPr>
+      <w:r>
+        <w:t xml:space="preserve">Guidance &amp; Expectation Gap</w:t>
+      </w:r>
+    </w:p>
+    <w:p>
+      <w:pPr>
+        <w:spacing w:after="120"/>
+      </w:pPr>
+      <w:r>
+        <w:rPr>
+          <w:i/>
+          <w:iCs/>
+          <w:color w:val="666666"/>
+          <w:sz w:val="18"/>
+          <w:szCs w:val="18"/>
+        </w:rPr>
         <w:t xml:space="preserve">Management guidance decoded into commitments, graded on the expectation → action → operational → commercial → financial ladder, then compared to what the current price appears to assume. Method: playbook/guidance-and-expectation-gap.md.</w:t>
+      </w:r>
+    </w:p>
+    <w:p>
+      <w:pPr>
+        <w:spacing w:after="120"/>
+      </w:pPr>
+      <w:r>
+        <w:rPr>
+          <w:b/>
+          <w:bCs/>
+          <w:sz w:val="20"/>
+          <w:szCs w:val="20"/>
+        </w:rPr>
+        <w:t xml:space="preserve">Commitment ladder (most-proven first):</w:t>
+      </w:r>
+    </w:p>
+    <w:tbl>
+      <w:tblPr>
+        <w:tblW w:type="dxa" w:w="9000"/>
+        <w:tblBorders>
+          <w:top w:val="single" w:color="auto" w:sz="4"/>
+          <w:left w:val="single" w:color="auto" w:sz="4"/>
+          <w:bottom w:val="single" w:color="auto" w:sz="4"/>
+          <w:right w:val="single" w:color="auto" w:sz="4"/>
+          <w:insideH w:val="single" w:color="auto" w:sz="4"/>
+          <w:insideV w:val="single" w:color="auto" w:sz="4"/>
+        </w:tblBorders>
+      </w:tblPr>
+      <w:tblGrid>
+        <w:gridCol w:w="1100"/>
+        <w:gridCol w:w="2600"/>
+        <w:gridCol w:w="2400"/>
+        <w:gridCol w:w="900"/>
+        <w:gridCol w:w="1200"/>
+        <w:gridCol w:w="800"/>
+      </w:tblGrid>
+      <w:tr>
+        <w:trPr>
+          <w:tblHeader/>
+        </w:trPr>
+        <w:tc>
+          <w:tcPr>
+            <w:tcW w:type="dxa" w:w="1100"/>
+            <w:shd w:fill="F2F2F2" w:val="clear"/>
+          </w:tcPr>
+          <w:p>
+            <w:r>
+              <w:rPr>
+                <w:b/>
+                <w:bCs/>
+                <w:sz w:val="18"/>
+                <w:szCs w:val="18"/>
+              </w:rPr>
+              <w:t xml:space="preserve">Area</w:t>
+            </w:r>
+          </w:p>
+        </w:tc>
+        <w:tc>
+          <w:tcPr>
+            <w:tcW w:type="dxa" w:w="2600"/>
+            <w:shd w:fill="F2F2F2" w:val="clear"/>
+          </w:tcPr>
+          <w:p>
+            <w:r>
+              <w:rPr>
+                <w:b/>
+                <w:bCs/>
+                <w:sz w:val="18"/>
+                <w:szCs w:val="18"/>
+              </w:rPr>
+              <w:t xml:space="preserve">Commitment</w:t>
+            </w:r>
+          </w:p>
+        </w:tc>
+        <w:tc>
+          <w:tcPr>
+            <w:tcW w:type="dxa" w:w="2400"/>
+            <w:shd w:fill="F2F2F2" w:val="clear"/>
+          </w:tcPr>
+          <w:p>
+            <w:r>
+              <w:rPr>
+                <w:b/>
+                <w:bCs/>
+                <w:sz w:val="18"/>
+                <w:szCs w:val="18"/>
+              </w:rPr>
+              <w:t xml:space="preserve">Specifics</w:t>
+            </w:r>
+          </w:p>
+        </w:tc>
+        <w:tc>
+          <w:tcPr>
+            <w:tcW w:type="dxa" w:w="900"/>
+            <w:shd w:fill="F2F2F2" w:val="clear"/>
+          </w:tcPr>
+          <w:p>
+            <w:r>
+              <w:rPr>
+                <w:b/>
+                <w:bCs/>
+                <w:sz w:val="18"/>
+                <w:szCs w:val="18"/>
+              </w:rPr>
+              <w:t xml:space="preserve">By when</w:t>
+            </w:r>
+          </w:p>
+        </w:tc>
+        <w:tc>
+          <w:tcPr>
+            <w:tcW w:type="dxa" w:w="1200"/>
+            <w:shd w:fill="F2F2F2" w:val="clear"/>
+          </w:tcPr>
+          <w:p>
+            <w:r>
+              <w:rPr>
+                <w:b/>
+                <w:bCs/>
+                <w:sz w:val="18"/>
+                <w:szCs w:val="18"/>
+              </w:rPr>
+              <w:t xml:space="preserve">Stage</w:t>
+            </w:r>
+          </w:p>
+        </w:tc>
+        <w:tc>
+          <w:tcPr>
+            <w:tcW w:type="dxa" w:w="800"/>
+            <w:shd w:fill="F2F2F2" w:val="clear"/>
+          </w:tcPr>
+          <w:p>
+            <w:r>
+              <w:rPr>
+                <w:b/>
+                <w:bCs/>
+                <w:sz w:val="18"/>
+                <w:szCs w:val="18"/>
+              </w:rPr>
+              <w:t xml:space="preserve">Thesis-critical</w:t>
+            </w:r>
+          </w:p>
+        </w:tc>
+      </w:tr>
+      <w:tr>
+        <w:tc>
+          <w:tcPr>
+            <w:tcW w:type="dxa" w:w="1100"/>
+          </w:tcPr>
+          <w:p>
+            <w:r>
+              <w:rPr>
+                <w:b w:val="false"/>
+                <w:bCs w:val="false"/>
+                <w:sz w:val="18"/>
+                <w:szCs w:val="18"/>
+              </w:rPr>
+              <w:t xml:space="preserve">orders</w:t>
+            </w:r>
+          </w:p>
+        </w:tc>
+        <w:tc>
+          <w:tcPr>
+            <w:tcW w:type="dxa" w:w="2600"/>
+          </w:tcPr>
+          <w:p>
+            <w:r>
+              <w:rPr>
+                <w:b w:val="false"/>
+                <w:bCs w:val="false"/>
+                <w:sz w:val="18"/>
+                <w:szCs w:val="18"/>
+              </w:rPr>
+              <w:t xml:space="preserve">3.61 GW order book provides multi-year revenue visibility</w:t>
+            </w:r>
+          </w:p>
+        </w:tc>
+        <w:tc>
+          <w:tcPr>
+            <w:tcW w:type="dxa" w:w="2400"/>
+          </w:tcPr>
+          <w:p>
+            <w:r>
+              <w:rPr>
+                <w:b w:val="false"/>
+                <w:bCs w:val="false"/>
+                <w:sz w:val="18"/>
+                <w:szCs w:val="18"/>
+              </w:rPr>
+              <w:t xml:space="preserve">3.61 GW order book disclosed with FY26 results</w:t>
+            </w:r>
+          </w:p>
+        </w:tc>
+        <w:tc>
+          <w:tcPr>
+            <w:tcW w:type="dxa" w:w="900"/>
+          </w:tcPr>
+          <w:p>
+            <w:r>
+              <w:rPr>
+                <w:b w:val="false"/>
+                <w:bCs w:val="false"/>
+                <w:sz w:val="18"/>
+                <w:szCs w:val="18"/>
+              </w:rPr>
+              <w:t xml:space="preserve">FY28</w:t>
+            </w:r>
+          </w:p>
+        </w:tc>
+        <w:tc>
+          <w:tcPr>
+            <w:tcW w:type="dxa" w:w="1200"/>
+          </w:tcPr>
+          <w:p>
+            <w:r>
+              <w:rPr>
+                <w:b w:val="false"/>
+                <w:bCs w:val="false"/>
+                <w:sz w:val="18"/>
+                <w:szCs w:val="18"/>
+              </w:rPr>
+              <w:t xml:space="preserve">commercial</w:t>
+            </w:r>
+          </w:p>
+        </w:tc>
+        <w:tc>
+          <w:tcPr>
+            <w:tcW w:type="dxa" w:w="800"/>
+          </w:tcPr>
+          <w:p>
+            <w:r>
+              <w:rPr>
+                <w:b w:val="false"/>
+                <w:bCs w:val="false"/>
+                <w:sz w:val="18"/>
+                <w:szCs w:val="18"/>
+              </w:rPr>
+              <w:t xml:space="preserve">yes</w:t>
+            </w:r>
+          </w:p>
+        </w:tc>
+      </w:tr>
+      <w:tr>
+        <w:tc>
+          <w:tcPr>
+            <w:tcW w:type="dxa" w:w="1100"/>
+          </w:tcPr>
+          <w:p>
+            <w:r>
+              <w:rPr>
+                <w:b w:val="false"/>
+                <w:bCs w:val="false"/>
+                <w:sz w:val="18"/>
+                <w:szCs w:val="18"/>
+              </w:rPr>
+              <w:t xml:space="preserve">capacity</w:t>
+            </w:r>
+          </w:p>
+        </w:tc>
+        <w:tc>
+          <w:tcPr>
+            <w:tcW w:type="dxa" w:w="2600"/>
+          </w:tcPr>
+          <w:p>
+            <w:r>
+              <w:rPr>
+                <w:b w:val="false"/>
+                <w:bCs w:val="false"/>
+                <w:sz w:val="18"/>
+                <w:szCs w:val="18"/>
+              </w:rPr>
+              <w:t xml:space="preserve">~4.64 GW under execution to come online, ramping revenue and diluting the finance-cost drag</w:t>
+            </w:r>
+          </w:p>
+        </w:tc>
+        <w:tc>
+          <w:tcPr>
+            <w:tcW w:type="dxa" w:w="2400"/>
+          </w:tcPr>
+          <w:p>
+            <w:r>
+              <w:rPr>
+                <w:b w:val="false"/>
+                <w:bCs w:val="false"/>
+                <w:sz w:val="18"/>
+                <w:szCs w:val="18"/>
+              </w:rPr>
+              <w:t xml:space="preserve">installed ~1.62 GW + ~4.64 GW under execution as of Mar 2026</w:t>
+            </w:r>
+          </w:p>
+        </w:tc>
+        <w:tc>
+          <w:tcPr>
+            <w:tcW w:type="dxa" w:w="900"/>
+          </w:tcPr>
+          <w:p>
+            <w:r>
+              <w:rPr>
+                <w:b w:val="false"/>
+                <w:bCs w:val="false"/>
+                <w:sz w:val="18"/>
+                <w:szCs w:val="18"/>
+              </w:rPr>
+              <w:t xml:space="preserve">12M</w:t>
+            </w:r>
+          </w:p>
+        </w:tc>
+        <w:tc>
+          <w:tcPr>
+            <w:tcW w:type="dxa" w:w="1200"/>
+          </w:tcPr>
+          <w:p>
+            <w:r>
+              <w:rPr>
+                <w:b w:val="false"/>
+                <w:bCs w:val="false"/>
+                <w:sz w:val="18"/>
+                <w:szCs w:val="18"/>
+              </w:rPr>
+              <w:t xml:space="preserve">operational</w:t>
+            </w:r>
+          </w:p>
+        </w:tc>
+        <w:tc>
+          <w:tcPr>
+            <w:tcW w:type="dxa" w:w="800"/>
+          </w:tcPr>
+          <w:p>
+            <w:r>
+              <w:rPr>
+                <w:b w:val="false"/>
+                <w:bCs w:val="false"/>
+                <w:sz w:val="18"/>
+                <w:szCs w:val="18"/>
+              </w:rPr>
+              <w:t xml:space="preserve">yes</w:t>
+            </w:r>
+          </w:p>
+        </w:tc>
+      </w:tr>
+      <w:tr>
+        <w:tc>
+          <w:tcPr>
+            <w:tcW w:type="dxa" w:w="1100"/>
+          </w:tcPr>
+          <w:p>
+            <w:r>
+              <w:rPr>
+                <w:b w:val="false"/>
+                <w:bCs w:val="false"/>
+                <w:sz w:val="18"/>
+                <w:szCs w:val="18"/>
+              </w:rPr>
+              <w:t xml:space="preserve">capacity</w:t>
+            </w:r>
+          </w:p>
+        </w:tc>
+        <w:tc>
+          <w:tcPr>
+            <w:tcW w:type="dxa" w:w="2600"/>
+          </w:tcPr>
+          <w:p>
+            <w:r>
+              <w:rPr>
+                <w:b w:val="false"/>
+                <w:bCs w:val="false"/>
+                <w:sz w:val="18"/>
+                <w:szCs w:val="18"/>
+              </w:rPr>
+              <w:t xml:space="preserve">Reach 10 GW renewable capacity by 2030</w:t>
+            </w:r>
+          </w:p>
+        </w:tc>
+        <w:tc>
+          <w:tcPr>
+            <w:tcW w:type="dxa" w:w="2400"/>
+          </w:tcPr>
+          <w:p>
+            <w:r>
+              <w:rPr>
+                <w:b w:val="false"/>
+                <w:bCs w:val="false"/>
+                <w:sz w:val="18"/>
+                <w:szCs w:val="18"/>
+              </w:rPr>
+              <w:t xml:space="preserve">vs ~4.74 GW company-level / ~8.52 GW KP-Group-level installed+under-execution as of Mar 2026</w:t>
+            </w:r>
+          </w:p>
+        </w:tc>
+        <w:tc>
+          <w:tcPr>
+            <w:tcW w:type="dxa" w:w="900"/>
+          </w:tcPr>
+          <w:p>
+            <w:r>
+              <w:rPr>
+                <w:b w:val="false"/>
+                <w:bCs w:val="false"/>
+                <w:sz w:val="18"/>
+                <w:szCs w:val="18"/>
+              </w:rPr>
+              <w:t xml:space="preserve">beyond</w:t>
+            </w:r>
+          </w:p>
+        </w:tc>
+        <w:tc>
+          <w:tcPr>
+            <w:tcW w:type="dxa" w:w="1200"/>
+          </w:tcPr>
+          <w:p>
+            <w:r>
+              <w:rPr>
+                <w:b w:val="false"/>
+                <w:bCs w:val="false"/>
+                <w:sz w:val="18"/>
+                <w:szCs w:val="18"/>
+              </w:rPr>
+              <w:t xml:space="preserve">expectation</w:t>
+            </w:r>
+          </w:p>
+        </w:tc>
+        <w:tc>
+          <w:tcPr>
+            <w:tcW w:type="dxa" w:w="800"/>
+          </w:tcPr>
+          <w:p>
+            <w:r>
+              <w:rPr>
+                <w:b w:val="false"/>
+                <w:bCs w:val="false"/>
+                <w:sz w:val="18"/>
+                <w:szCs w:val="18"/>
+              </w:rPr>
+              <w:t xml:space="preserve">yes</w:t>
+            </w:r>
+          </w:p>
+        </w:tc>
+      </w:tr>
+      <w:tr>
+        <w:tc>
+          <w:tcPr>
+            <w:tcW w:type="dxa" w:w="1100"/>
+          </w:tcPr>
+          <w:p>
+            <w:r>
+              <w:rPr>
+                <w:b w:val="false"/>
+                <w:bCs w:val="false"/>
+                <w:sz w:val="18"/>
+                <w:szCs w:val="18"/>
+              </w:rPr>
+              <w:t xml:space="preserve">margin</w:t>
+            </w:r>
+          </w:p>
+        </w:tc>
+        <w:tc>
+          <w:tcPr>
+            <w:tcW w:type="dxa" w:w="2600"/>
+          </w:tcPr>
+          <w:p>
+            <w:r>
+              <w:rPr>
+                <w:b w:val="false"/>
+                <w:bCs w:val="false"/>
+                <w:sz w:val="18"/>
+                <w:szCs w:val="18"/>
+              </w:rPr>
+              <w:t xml:space="preserve">PAT growth to reconnect with revenue/EBITDA growth as new capacity's revenue ramps and finance-cost drag eases</w:t>
+            </w:r>
+          </w:p>
+        </w:tc>
+        <w:tc>
+          <w:tcPr>
+            <w:tcW w:type="dxa" w:w="2400"/>
+          </w:tcPr>
+          <w:p>
+            <w:r>
+              <w:rPr>
+                <w:b w:val="false"/>
+                <w:bCs w:val="false"/>
+                <w:sz w:val="18"/>
+                <w:szCs w:val="18"/>
+              </w:rPr>
+              <w:t xml:space="preserve">Q1 FY27 PAT -14% YoY on higher depreciation/finance costs despite EBITDA margin holding ~35-37%</w:t>
+            </w:r>
+          </w:p>
+        </w:tc>
+        <w:tc>
+          <w:tcPr>
+            <w:tcW w:type="dxa" w:w="900"/>
+          </w:tcPr>
+          <w:p>
+            <w:r>
+              <w:rPr>
+                <w:b w:val="false"/>
+                <w:bCs w:val="false"/>
+                <w:sz w:val="18"/>
+                <w:szCs w:val="18"/>
+              </w:rPr>
+              <w:t xml:space="preserve">6M</w:t>
+            </w:r>
+          </w:p>
+        </w:tc>
+        <w:tc>
+          <w:tcPr>
+            <w:tcW w:type="dxa" w:w="1200"/>
+          </w:tcPr>
+          <w:p>
+            <w:r>
+              <w:rPr>
+                <w:b w:val="false"/>
+                <w:bCs w:val="false"/>
+                <w:sz w:val="18"/>
+                <w:szCs w:val="18"/>
+              </w:rPr>
+              <w:t xml:space="preserve">expectation</w:t>
+            </w:r>
+          </w:p>
+        </w:tc>
+        <w:tc>
+          <w:tcPr>
+            <w:tcW w:type="dxa" w:w="800"/>
+          </w:tcPr>
+          <w:p>
+            <w:r>
+              <w:rPr>
+                <w:b w:val="false"/>
+                <w:bCs w:val="false"/>
+                <w:sz w:val="18"/>
+                <w:szCs w:val="18"/>
+              </w:rPr>
+              <w:t xml:space="preserve">yes</w:t>
+            </w:r>
+          </w:p>
+        </w:tc>
+      </w:tr>
+      <w:tr>
+        <w:tc>
+          <w:tcPr>
+            <w:tcW w:type="dxa" w:w="1100"/>
+          </w:tcPr>
+          <w:p>
+            <w:r>
+              <w:rPr>
+                <w:b w:val="false"/>
+                <w:bCs w:val="false"/>
+                <w:sz w:val="18"/>
+                <w:szCs w:val="18"/>
+              </w:rPr>
+              <w:t xml:space="preserve">balance_sheet</w:t>
+            </w:r>
+          </w:p>
+        </w:tc>
+        <w:tc>
+          <w:tcPr>
+            <w:tcW w:type="dxa" w:w="2600"/>
+          </w:tcPr>
+          <w:p>
+            <w:r>
+              <w:rPr>
+                <w:b w:val="false"/>
+                <w:bCs w:val="false"/>
+                <w:sz w:val="18"/>
+                <w:szCs w:val="18"/>
+              </w:rPr>
+              <w:t xml:space="preserve">Promoter pledge (44.7% of the ~49% stake) to be released</w:t>
+            </w:r>
+          </w:p>
+        </w:tc>
+        <w:tc>
+          <w:tcPr>
+            <w:tcW w:type="dxa" w:w="2400"/>
+          </w:tcPr>
+          <w:p>
+            <w:r>
+              <w:rPr>
+                <w:b w:val="false"/>
+                <w:bCs w:val="false"/>
+                <w:sz w:val="18"/>
+                <w:szCs w:val="18"/>
+              </w:rPr>
+              <w:t xml:space="preserve">SBI sanction states release by March 2027 on completion of current projects</w:t>
+            </w:r>
+          </w:p>
+        </w:tc>
+        <w:tc>
+          <w:tcPr>
+            <w:tcW w:type="dxa" w:w="900"/>
+          </w:tcPr>
+          <w:p>
+            <w:r>
+              <w:rPr>
+                <w:b w:val="false"/>
+                <w:bCs w:val="false"/>
+                <w:sz w:val="18"/>
+                <w:szCs w:val="18"/>
+              </w:rPr>
+              <w:t xml:space="preserve">beyond</w:t>
+            </w:r>
+          </w:p>
+        </w:tc>
+        <w:tc>
+          <w:tcPr>
+            <w:tcW w:type="dxa" w:w="1200"/>
+          </w:tcPr>
+          <w:p>
+            <w:r>
+              <w:rPr>
+                <w:b w:val="false"/>
+                <w:bCs w:val="false"/>
+                <w:sz w:val="18"/>
+                <w:szCs w:val="18"/>
+              </w:rPr>
+              <w:t xml:space="preserve">expectation</w:t>
+            </w:r>
+          </w:p>
+        </w:tc>
+        <w:tc>
+          <w:tcPr>
+            <w:tcW w:type="dxa" w:w="800"/>
+          </w:tcPr>
+          <w:p>
+            <w:r>
+              <w:rPr>
+                <w:b w:val="false"/>
+                <w:bCs w:val="false"/>
+                <w:sz w:val="18"/>
+                <w:szCs w:val="18"/>
+              </w:rPr>
+              <w:t xml:space="preserve"/>
+            </w:r>
+          </w:p>
+        </w:tc>
+      </w:tr>
+    </w:tbl>
+    <w:p>
+      <w:pPr>
+        <w:spacing w:after="60" w:before="120"/>
+      </w:pPr>
+      <w:r>
+        <w:rPr>
+          <w:b/>
+          <w:bCs/>
+          <w:sz w:val="20"/>
+          <w:szCs w:val="20"/>
+        </w:rPr>
+        <w:t xml:space="preserve">Earnings chain: </w:t>
+      </w:r>
+      <w:r>
+        <w:rPr>
+          <w:b w:val="false"/>
+          <w:bCs w:val="false"/>
+          <w:sz w:val="20"/>
+          <w:szCs w:val="20"/>
+        </w:rPr>
+        <w:t xml:space="preserve">order book (3.61 GW) + capacity under execution (~4.64 GW)</w:t>
+      </w:r>
+      <w:r>
+        <w:rPr>
+          <w:color w:val="666666"/>
+          <w:sz w:val="20"/>
+          <w:szCs w:val="20"/>
+        </w:rPr>
+        <w:t xml:space="preserve"> → </w:t>
+      </w:r>
+      <w:r>
+        <w:rPr>
+          <w:b w:val="false"/>
+          <w:bCs w:val="false"/>
+          <w:sz w:val="20"/>
+          <w:szCs w:val="20"/>
+        </w:rPr>
+        <w:t xml:space="preserve">commissioning/COD on schedule</w:t>
+      </w:r>
+      <w:r>
+        <w:rPr>
+          <w:color w:val="666666"/>
+          <w:sz w:val="20"/>
+          <w:szCs w:val="20"/>
+        </w:rPr>
+        <w:t xml:space="preserve"> → </w:t>
+      </w:r>
+      <w:r>
+        <w:rPr>
+          <w:b w:val="false"/>
+          <w:bCs w:val="false"/>
+          <w:sz w:val="20"/>
+          <w:szCs w:val="20"/>
+        </w:rPr>
+        <w:t xml:space="preserve">revenue growth (IPP tariff + EPC billing)</w:t>
+      </w:r>
+      <w:r>
+        <w:rPr>
+          <w:color w:val="666666"/>
+          <w:sz w:val="20"/>
+          <w:szCs w:val="20"/>
+        </w:rPr>
+        <w:t xml:space="preserve"> → </w:t>
+      </w:r>
+      <w:r>
+        <w:rPr>
+          <w:b w:val="false"/>
+          <w:bCs w:val="false"/>
+          <w:sz w:val="20"/>
+          <w:szCs w:val="20"/>
+        </w:rPr>
+        <w:t xml:space="preserve">operating leverage vs input-cost &amp; finance-cost drag</w:t>
+      </w:r>
+      <w:r>
+        <w:rPr>
+          <w:color w:val="666666"/>
+          <w:sz w:val="20"/>
+          <w:szCs w:val="20"/>
+        </w:rPr>
+        <w:t xml:space="preserve"> → </w:t>
+      </w:r>
+      <w:r>
+        <w:rPr>
+          <w:b w:val="false"/>
+          <w:bCs w:val="false"/>
+          <w:sz w:val="20"/>
+          <w:szCs w:val="20"/>
+        </w:rPr>
+        <w:t xml:space="preserve">EBITDA margin ~35-37%</w:t>
+      </w:r>
+      <w:r>
+        <w:rPr>
+          <w:color w:val="666666"/>
+          <w:sz w:val="20"/>
+          <w:szCs w:val="20"/>
+        </w:rPr>
+        <w:t xml:space="preserve"> → </w:t>
+      </w:r>
+      <w:r>
+        <w:rPr>
+          <w:b w:val="false"/>
+          <w:bCs w:val="false"/>
+          <w:sz w:val="20"/>
+          <w:szCs w:val="20"/>
+        </w:rPr>
+        <w:t xml:space="preserve">PAT</w:t>
+      </w:r>
+    </w:p>
+    <w:p>
+      <w:pPr>
+        <w:spacing w:after="120"/>
+      </w:pPr>
+      <w:r>
+        <w:rPr>
+          <w:color w:val="666666"/>
+          <w:sz w:val="18"/>
+          <w:szCs w:val="18"/>
+        </w:rPr>
+        <w:t xml:space="preserve">Bottleneck link: commissioning schedule vs finance-cost/depreciation drag from the FY26 debt-funded capex build.</w:t>
+      </w:r>
+    </w:p>
+    <w:p>
+      <w:pPr>
+        <w:spacing w:after="120"/>
+      </w:pPr>
+      <w:r>
+        <w:rPr>
+          <w:color w:val="666666"/>
+          <w:sz w:val="18"/>
+          <w:szCs w:val="18"/>
+        </w:rPr>
+        <w:t xml:space="preserve">Operating leverage: unclear — EBITDA margin has held/expanded YoY (Q1 FY27 ~35-37% vs ~34-35% a year earlier) but PAT fell 14% YoY as depreciation and interest costs from the debt-funded build-out outpaced revenue growth</w:t>
+      </w:r>
+    </w:p>
+    <w:p>
+      <w:pPr>
+        <w:spacing w:after="120"/>
+      </w:pPr>
+      <w:r>
+        <w:rPr>
+          <w:color w:val="666666"/>
+          <w:sz w:val="18"/>
+          <w:szCs w:val="18"/>
+        </w:rPr>
+        <w:t xml:space="preserve">Evidenced: order book (3.61 GW); capacity under execution (~4.64 GW); revenue growth; EBITDA margin holding YoY. Still assumed: operating leverage translating to PAT growth; pledge release by March 2027.</w:t>
       </w:r>
     </w:p>
     <w:p>
@@ -329,7 +1667,7 @@
           </w:tcPr>
           <w:p>
             <w:r>
-              <w:t xml:space="preserve">2026-09-09</w:t>
+              <w:t xml:space="preserve">2026-09-19</w:t>
             </w:r>
           </w:p>
         </w:tc>
@@ -356,7 +1694,7 @@
           </w:tcPr>
           <w:p>
             <w:r>
-              <w:t xml:space="preserve">Rs 292 · 12.6x P/E · 8x EV/EBITDA</w:t>
+              <w:t xml:space="preserve">Rs 284 · 12x P/E</w:t>
             </w:r>
           </w:p>
         </w:tc>
@@ -410,7 +1748,7 @@
           </w:tcPr>
           <w:p>
             <w:r>
-              <w:t xml:space="preserve">~13x trailing earnings after a ~40% correction from the peak; against a ~14-16x exit this needs only ~15-20% EPS CAGR, which the 7 GW order book and 40-50% revenue CAGR target would clear easily if margins and leverage hold -- the low multiple prices in the margin-pressure and D/E-1.71 risk</w:t>
+              <w:t xml:space="preserve">~12x trailing earnings after a ~48% correction from the peak; against a ~14-16x exit this needs only ~10-15% EPS CAGR, comfortably inside the 3.61 GW order book / 10GW-by-2030 target IF PAT growth reconnects with the revenue/EBITDA growth the order book implies - the low multiple prices in the leverage, pledge and Q1 FY27 PAT-miss risk, not a lack of growth</w:t>
             </w:r>
           </w:p>
         </w:tc>
@@ -437,7 +1775,7 @@
           </w:tcPr>
           <w:p>
             <w:r>
-              <w:t xml:space="preserve">revenue +35-50% on the order book / land bank; OPM ~32-36%; PAT growth slower than revenue on higher interest as the IPP book scales; FCF remains deeply negative on capex</w:t>
+              <w:t xml:space="preserve">revenue +25-40% on the order book / capacity-under-execution ramp; OPM ~34-37%; PAT growth likely well below revenue growth again near-term on continued high depreciation/finance costs from the FY26 debt-funded build; FCF stays deeply negative on capex</w:t>
             </w:r>
           </w:p>
         </w:tc>
@@ -464,7 +1802,7 @@
           </w:tcPr>
           <w:p>
             <w:r>
-              <w:t xml:space="preserve">continued high revenue growth if execution timing normalises; the swing factor is whether margin pressure is temporary (execution timing) or structural (competitive solar-IPP tariffs)</w:t>
+              <w:t xml:space="preserve">continued high revenue growth as the ~4.64 GW under-execution pipeline commissions; the swing factor is whether PAT growth reconnects with EBITDA growth (finance-cost drag easing, pledge released per the March 2027 target) or the leverage keeps compounding as the 10GW target is pursued</w:t>
             </w:r>
           </w:p>
         </w:tc>
@@ -518,7 +1856,7 @@
           </w:tcPr>
           <w:p>
             <w:r>
-              <w:t xml:space="preserve">margin</w:t>
+              <w:t xml:space="preserve">timing</w:t>
             </w:r>
           </w:p>
         </w:tc>
@@ -572,7 +1910,7 @@
           </w:tcPr>
           <w:p>
             <w:r>
-              <w:t xml:space="preserve">a ~13x multiple on a 40-50%-growth renewable IPP looks cheap, but ROCE has fallen to ~14%, D/E is 1.71 against currently-pressured margins, FCF is heavily negative on capex, and the community's temporary-vs-structural margin question is unresolved -- the low multiple is compensation for those risks, not a clean mispricing</w:t>
+              <w:t xml:space="preserve">a ~12x multiple on a business with a 3.61 GW order book looks statistically cheap, but ROCE has fallen for two years (18%-&gt;14%-&gt;~13.8%), D/E is ~1.5-1.7x after borrowings roughly quadrupled in FY26, 44.7% of the promoter stake is pledged, Q1 FY27 PAT fell 14% YoY, and FCF is deeply negative on capex - the low multiple is compensation for real, now-confirmed leverage/timing risk, reclassified this pass from a pure 'margin' gap to a 'timing' gap since operating margin itself held/expanded YoY</w:t>
             </w:r>
           </w:p>
         </w:tc>
@@ -622,6 +1960,35 @@
     </w:p>
     <w:p>
       <w:pPr>
+        <w:spacing w:after="120" w:before="120"/>
+      </w:pPr>
+      <w:r>
+        <w:rPr>
+          <w:b/>
+          <w:bCs/>
+          <w:sz w:val="20"/>
+          <w:szCs w:val="20"/>
+        </w:rPr>
+        <w:t xml:space="preserve">Catalyst: </w:t>
+      </w:r>
+      <w:r>
+        <w:rPr>
+          <w:sz w:val="20"/>
+          <w:szCs w:val="20"/>
+        </w:rPr>
+        <w:t xml:space="preserve">Q2/Q3 FY27 results showing whether PAT growth reconnects with revenue/EBITDA growth (resolving the temporary-vs-structural question) plus visible progress toward the March 2027 promoter-pledge release</w:t>
+      </w:r>
+      <w:r>
+        <w:rPr>
+          <w:color w:val="666666"/>
+          <w:sz w:val="18"/>
+          <w:szCs w:val="18"/>
+        </w:rPr>
+        <w:t xml:space="preserve"> (window ~6M from 2026-09-19; undated; evidence med; pending)</w:t>
+      </w:r>
+    </w:p>
+    <w:p>
+      <w:pPr>
         <w:pStyle w:val="Heading1"/>
         <w:spacing w:after="120" w:before="280"/>
       </w:pPr>
@@ -655,7 +2022,7 @@
           <w:sz w:val="20"/>
           <w:szCs w:val="20"/>
         </w:rPr>
-        <w:t xml:space="preserve">Quality metrics (ROCE · debt · FCF · margin · capex):</w:t>
+        <w:t xml:space="preserve">Value chain &amp; supply side:</w:t>
       </w:r>
     </w:p>
     <w:tbl>
@@ -686,7 +2053,7 @@
                 <w:b/>
                 <w:bCs/>
               </w:rPr>
-              <w:t xml:space="preserve">Assessment</w:t>
+              <w:t xml:space="preserve">Theme</w:t>
             </w:r>
           </w:p>
         </w:tc>
@@ -696,7 +2063,7 @@
           </w:tcPr>
           <w:p>
             <w:r>
-              <w:t xml:space="preserve">concern</w:t>
+              <w:t xml:space="preserve">renewable (solar/wind) IPP + EPC, riding India's national capacity build-out</w:t>
             </w:r>
           </w:p>
         </w:tc>
@@ -713,7 +2080,7 @@
                 <w:b/>
                 <w:bCs/>
               </w:rPr>
-              <w:t xml:space="preserve">ROCE</w:t>
+              <w:t xml:space="preserve">This company's position</w:t>
             </w:r>
           </w:p>
         </w:tc>
@@ -723,7 +2090,7 @@
           </w:tcPr>
           <w:p>
             <w:r>
-              <w:t xml:space="preserve">13.8% (declining)</w:t>
+              <w:t xml:space="preserve">develops, builds and operates solar/wind projects both as an independent power producer (long-term PPA revenue) and as an EPC/CPP contractor for third parties</w:t>
             </w:r>
           </w:p>
         </w:tc>
@@ -740,7 +2107,7 @@
                 <w:b/>
                 <w:bCs/>
               </w:rPr>
-              <w:t xml:space="preserve">Leverage</w:t>
+              <w:t xml:space="preserve">Bottleneck node (pricing power)</w:t>
             </w:r>
           </w:p>
         </w:tc>
@@ -750,7 +2117,7 @@
           </w:tcPr>
           <w:p>
             <w:r>
-              <w:t xml:space="preserve">Net debt/EBITDA 5.4x</w:t>
+              <w:t xml:space="preserve">land + grid-connectivity approvals, module/BOS input-cost cycle, and access to further debt/equity capital at an already-elevated leverage level</w:t>
             </w:r>
           </w:p>
         </w:tc>
@@ -767,7 +2134,7 @@
                 <w:b/>
                 <w:bCs/>
               </w:rPr>
-              <w:t xml:space="preserve">FCF conversion</w:t>
+              <w:t xml:space="preserve">Supply-side status</w:t>
             </w:r>
           </w:p>
         </w:tc>
@@ -777,7 +2144,7 @@
           </w:tcPr>
           <w:p>
             <w:r>
-              <w:t xml:space="preserve">-290%</w:t>
+              <w:t xml:space="preserve">adding</w:t>
             </w:r>
           </w:p>
         </w:tc>
@@ -794,7 +2161,7 @@
                 <w:b/>
                 <w:bCs/>
               </w:rPr>
-              <w:t xml:space="preserve">Margin trend</w:t>
+              <w:t xml:space="preserve">Adjacent-node peers</w:t>
             </w:r>
           </w:p>
         </w:tc>
@@ -804,60 +2171,12 @@
           </w:tcPr>
           <w:p>
             <w:r>
-              <w:t xml:space="preserve">stable</w:t>
-            </w:r>
-          </w:p>
-        </w:tc>
-      </w:tr>
-      <w:tr>
-        <w:tc>
-          <w:tcPr>
-            <w:tcW w:type="dxa" w:w="3200"/>
-            <w:shd w:fill="F2F2F2" w:val="clear"/>
-          </w:tcPr>
-          <w:p>
-            <w:r>
-              <w:rPr>
-                <w:b/>
-                <w:bCs/>
-              </w:rPr>
-              <w:t xml:space="preserve">Capex efficiency</w:t>
-            </w:r>
-          </w:p>
-        </w:tc>
-        <w:tc>
-          <w:tcPr>
-            <w:tcW w:type="dxa" w:w="5800"/>
-          </w:tcPr>
-          <w:p>
-            <w:r>
-              <w:t xml:space="preserve">neutral</w:t>
+              <w:t xml:space="preserve">Adani Green Energy, ReNew Energy Global, Waaree Renewable Technologies, Sterling and Wilson Renewable Energy</w:t>
             </w:r>
           </w:p>
         </w:tc>
       </w:tr>
     </w:tbl>
-    <w:p>
-      <w:pPr>
-        <w:spacing w:after="60" w:before="120"/>
-      </w:pPr>
-      <w:r>
-        <w:rPr>
-          <w:b/>
-          <w:bCs/>
-          <w:sz w:val="20"/>
-          <w:szCs w:val="20"/>
-        </w:rPr>
-        <w:t xml:space="preserve">Track record (Coffee Can persistence check): </w:t>
-      </w:r>
-      <w:r>
-        <w:rPr>
-          <w:sz w:val="20"/>
-          <w:szCs w:val="20"/>
-        </w:rPr>
-        <w:t xml:space="preserve">cleared revenue growth ≥10% AND ROCE ≥15% in 5 of the last 7 years (consistency_score 71)</w:t>
-      </w:r>
-    </w:p>
     <w:p>
       <w:pPr>
         <w:spacing w:after="120"/>
@@ -868,7 +2187,534 @@
           <w:sz w:val="18"/>
           <w:szCs w:val="18"/>
         </w:rPr>
-        <w:t xml:space="preserve">Per screener.in consolidated (FY20-FY26): FY20-FY24 all cleared both bars (revenue +59-180% / ROCE 16-25%); FY25-FY26 ROCE slipped to ~14% on rising leverage (D/E 1.71) and margin pressure even as revenue kept growing 55-69%. Capital-intensive IPP model with deeply negative free cash flow.</w:t>
+        <w:t xml:space="preserve">The whole sector (KPI included, at both company- and KP-Group-level ~8.52 GW) is adding capacity aggressively toward national 2030 renewable targets; competitive IPP tariffs and rising module/BOS/logistics input costs mean no single player has obvious pricing power, consistent with the moat:weak call.</w:t>
+      </w:r>
+    </w:p>
+    <w:p>
+      <w:pPr>
+        <w:spacing w:after="60" w:before="120"/>
+      </w:pPr>
+      <w:r>
+        <w:rPr>
+          <w:b/>
+          <w:bCs/>
+          <w:sz w:val="20"/>
+          <w:szCs w:val="20"/>
+        </w:rPr>
+        <w:t xml:space="preserve">Earnings quality: </w:t>
+      </w:r>
+      <w:r>
+        <w:rPr>
+          <w:sz w:val="20"/>
+          <w:szCs w:val="20"/>
+        </w:rPr>
+        <w:t xml:space="preserve">margin driver mixed</w:t>
+      </w:r>
+      <w:r>
+        <w:rPr>
+          <w:b/>
+          <w:bCs/>
+          <w:color w:val="A32020"/>
+          <w:sz w:val="20"/>
+          <w:szCs w:val="20"/>
+        </w:rPr>
+        <w:t xml:space="preserve"/>
+      </w:r>
+    </w:p>
+    <w:p>
+      <w:pPr>
+        <w:spacing w:after="120"/>
+      </w:pPr>
+      <w:r>
+        <w:rPr>
+          <w:color w:val="666666"/>
+          <w:sz w:val="18"/>
+          <w:szCs w:val="18"/>
+        </w:rPr>
+        <w:t xml:space="preserve">Drivers: long-term PPA tariffs (structural, IPP segment); EPC billing/execution volume (cyclical/lumpy); steel/cable/module-mounting/logistics input-cost cycle (cyclical, management cited 'geopolitical' pressure); depreciation/finance costs from the FY26 debt-funded capacity build (structural drag until new capacity ramps).</w:t>
+      </w:r>
+    </w:p>
+    <w:p>
+      <w:pPr>
+        <w:spacing w:after="120"/>
+      </w:pPr>
+      <w:r>
+        <w:rPr>
+          <w:color w:val="666666"/>
+          <w:sz w:val="18"/>
+          <w:szCs w:val="18"/>
+        </w:rPr>
+        <w:t xml:space="preserve">Reported EBITDA margin (~35-37%) is not obviously above a defensible through-cycle level and actually held/expanded YoY in Q1 FY27; the reported PAT weakness is a below-the-line (depreciation + finance cost) effect of the debt-funded capex ramp, not evidence of margin normalisation from a peak.</w:t>
+      </w:r>
+    </w:p>
+    <w:p>
+      <w:pPr>
+        <w:spacing w:after="60" w:before="120"/>
+      </w:pPr>
+      <w:r>
+        <w:rPr>
+          <w:b/>
+          <w:bCs/>
+          <w:sz w:val="20"/>
+          <w:szCs w:val="20"/>
+        </w:rPr>
+        <w:t xml:space="preserve">Growth trajectory: </w:t>
+      </w:r>
+      <w:r>
+        <w:rPr>
+          <w:b/>
+          <w:bCs/>
+          <w:color w:val="A32020"/>
+          <w:sz w:val="20"/>
+          <w:szCs w:val="20"/>
+        </w:rPr>
+        <w:t xml:space="preserve">YoY growth rate is decelerating</w:t>
+      </w:r>
+    </w:p>
+    <w:p>
+      <w:pPr>
+        <w:spacing w:after="120"/>
+      </w:pPr>
+      <w:r>
+        <w:rPr>
+          <w:color w:val="666666"/>
+          <w:sz w:val="18"/>
+          <w:szCs w:val="18"/>
+        </w:rPr>
+        <w:t xml:space="preserve">FY26 full-year revenue +56.2% YoY / PAT +56.55% YoY (record); within FY26, Q4 FY26 (Mar-26) revenue grew +40% YoY; Q1 FY27 (Jun-26) revenue growth decelerated sharply to +15-16% YoY and PAT fell -14% YoY despite EBITDA growing +21% YoY - a clear deceleration and a profit miss in the most recent quarter.</w:t>
+      </w:r>
+    </w:p>
+    <w:p>
+      <w:pPr>
+        <w:spacing w:after="120"/>
+      </w:pPr>
+      <w:r>
+        <w:rPr>
+          <w:color w:val="666666"/>
+          <w:sz w:val="18"/>
+          <w:szCs w:val="18"/>
+        </w:rPr>
+        <w:t xml:space="preserve">Reverse P/E: At ~12x trailing P/E (down ~48% from the 52-week high), the multiple already prices in a de-rating; the 3.61 GW order book supports resuming double-digit-plus growth, but the multiple needs PAT growth (not just revenue/EBITDA growth) to reconnect, which requires the finance-cost drag from FY26's debt-funded build to ease.</w:t>
+      </w:r>
+    </w:p>
+    <w:p>
+      <w:pPr>
+        <w:spacing w:after="120"/>
+      </w:pPr>
+      <w:r>
+        <w:rPr>
+          <w:b/>
+          <w:bCs/>
+          <w:sz w:val="20"/>
+          <w:szCs w:val="20"/>
+        </w:rPr>
+        <w:t xml:space="preserve">Management quality (TVGP's "P"):</w:t>
+      </w:r>
+    </w:p>
+    <w:tbl>
+      <w:tblPr>
+        <w:tblW w:type="dxa" w:w="9000"/>
+        <w:tblBorders>
+          <w:top w:val="single" w:color="auto" w:sz="4"/>
+          <w:left w:val="single" w:color="auto" w:sz="4"/>
+          <w:bottom w:val="single" w:color="auto" w:sz="4"/>
+          <w:right w:val="single" w:color="auto" w:sz="4"/>
+          <w:insideH w:val="single" w:color="auto" w:sz="4"/>
+          <w:insideV w:val="single" w:color="auto" w:sz="4"/>
+        </w:tblBorders>
+      </w:tblPr>
+      <w:tblGrid>
+        <w:gridCol w:w="3200"/>
+        <w:gridCol w:w="5800"/>
+      </w:tblGrid>
+      <w:tr>
+        <w:tc>
+          <w:tcPr>
+            <w:tcW w:type="dxa" w:w="3200"/>
+            <w:shd w:fill="F2F2F2" w:val="clear"/>
+          </w:tcPr>
+          <w:p>
+            <w:r>
+              <w:rPr>
+                <w:b/>
+                <w:bCs/>
+              </w:rPr>
+              <w:t xml:space="preserve">Assessment</w:t>
+            </w:r>
+          </w:p>
+        </w:tc>
+        <w:tc>
+          <w:tcPr>
+            <w:tcW w:type="dxa" w:w="5800"/>
+          </w:tcPr>
+          <w:p>
+            <w:r>
+              <w:t xml:space="preserve">concern</w:t>
+            </w:r>
+          </w:p>
+        </w:tc>
+      </w:tr>
+      <w:tr>
+        <w:tc>
+          <w:tcPr>
+            <w:tcW w:type="dxa" w:w="3200"/>
+            <w:shd w:fill="F2F2F2" w:val="clear"/>
+          </w:tcPr>
+          <w:p>
+            <w:r>
+              <w:rPr>
+                <w:b/>
+                <w:bCs/>
+              </w:rPr>
+              <w:t xml:space="preserve">Capital allocation</w:t>
+            </w:r>
+          </w:p>
+        </w:tc>
+        <w:tc>
+          <w:tcPr>
+            <w:tcW w:type="dxa" w:w="5800"/>
+          </w:tcPr>
+          <w:p>
+            <w:r>
+              <w:t xml:space="preserve">Aggressive, debt-funded capacity build: consolidated borrowings roughly quadrupled in FY26 (~Rs1,475cr -&gt; ~Rs4,500-5,200cr) to pursue the 10GW-by-2030 target; no unrelated diversification found. ROCE has declined for two straight years (18% FY24 -&gt; 14% FY25 -&gt; ~13.8% FY26) as this capital lands ahead of the revenue ramp - too early in the cycle to call the incremental returns clearly disciplined or value-destructive. (unclear)</w:t>
+            </w:r>
+          </w:p>
+        </w:tc>
+      </w:tr>
+      <w:tr>
+        <w:tc>
+          <w:tcPr>
+            <w:tcW w:type="dxa" w:w="3200"/>
+            <w:shd w:fill="F2F2F2" w:val="clear"/>
+          </w:tcPr>
+          <w:p>
+            <w:r>
+              <w:rPr>
+                <w:b/>
+                <w:bCs/>
+              </w:rPr>
+              <w:t xml:space="preserve">Related-party trend</w:t>
+            </w:r>
+          </w:p>
+        </w:tc>
+        <w:tc>
+          <w:tcPr>
+            <w:tcW w:type="dxa" w:w="5800"/>
+          </w:tcPr>
+          <w:p>
+            <w:r>
+              <w:t xml:space="preserve">unclear</w:t>
+            </w:r>
+          </w:p>
+        </w:tc>
+      </w:tr>
+      <w:tr>
+        <w:tc>
+          <w:tcPr>
+            <w:tcW w:type="dxa" w:w="3200"/>
+            <w:shd w:fill="F2F2F2" w:val="clear"/>
+          </w:tcPr>
+          <w:p>
+            <w:r>
+              <w:rPr>
+                <w:b/>
+                <w:bCs/>
+              </w:rPr>
+              <w:t xml:space="preserve">Guidance credibility</w:t>
+            </w:r>
+          </w:p>
+        </w:tc>
+        <w:tc>
+          <w:tcPr>
+            <w:tcW w:type="dxa" w:w="5800"/>
+          </w:tcPr>
+          <w:p>
+            <w:r>
+              <w:t xml:space="preserve">mixed</w:t>
+            </w:r>
+          </w:p>
+        </w:tc>
+      </w:tr>
+      <w:tr>
+        <w:tc>
+          <w:tcPr>
+            <w:tcW w:type="dxa" w:w="3200"/>
+            <w:shd w:fill="F2F2F2" w:val="clear"/>
+          </w:tcPr>
+          <w:p>
+            <w:r>
+              <w:rPr>
+                <w:b/>
+                <w:bCs/>
+              </w:rPr>
+              <w:t xml:space="preserve">Shareholder returns</w:t>
+            </w:r>
+          </w:p>
+        </w:tc>
+        <w:tc>
+          <w:tcPr>
+            <w:tcW w:type="dxa" w:w="5800"/>
+          </w:tcPr>
+          <w:p>
+            <w:r>
+              <w:t xml:space="preserve">initiated</w:t>
+            </w:r>
+          </w:p>
+        </w:tc>
+      </w:tr>
+      <w:tr>
+        <w:tc>
+          <w:tcPr>
+            <w:tcW w:type="dxa" w:w="3200"/>
+            <w:shd w:fill="F2F2F2" w:val="clear"/>
+          </w:tcPr>
+          <w:p>
+            <w:r>
+              <w:rPr>
+                <w:b/>
+                <w:bCs/>
+              </w:rPr>
+              <w:t xml:space="preserve">Capability ladder / VAP</w:t>
+            </w:r>
+          </w:p>
+        </w:tc>
+        <w:tc>
+          <w:tcPr>
+            <w:tcW w:type="dxa" w:w="5800"/>
+          </w:tcPr>
+          <w:p>
+            <w:r>
+              <w:t xml:space="preserve">—</w:t>
+            </w:r>
+          </w:p>
+        </w:tc>
+      </w:tr>
+    </w:tbl>
+    <w:p>
+      <w:pPr>
+        <w:spacing w:after="120"/>
+      </w:pPr>
+      <w:r>
+        <w:rPr>
+          <w:b/>
+          <w:bCs/>
+          <w:sz w:val="20"/>
+          <w:szCs w:val="20"/>
+        </w:rPr>
+        <w:t xml:space="preserve">Quality metrics (ROCE · debt · FCF · margin · capex):</w:t>
+      </w:r>
+    </w:p>
+    <w:tbl>
+      <w:tblPr>
+        <w:tblW w:type="dxa" w:w="9000"/>
+        <w:tblBorders>
+          <w:top w:val="single" w:color="auto" w:sz="4"/>
+          <w:left w:val="single" w:color="auto" w:sz="4"/>
+          <w:bottom w:val="single" w:color="auto" w:sz="4"/>
+          <w:right w:val="single" w:color="auto" w:sz="4"/>
+          <w:insideH w:val="single" w:color="auto" w:sz="4"/>
+          <w:insideV w:val="single" w:color="auto" w:sz="4"/>
+        </w:tblBorders>
+      </w:tblPr>
+      <w:tblGrid>
+        <w:gridCol w:w="3200"/>
+        <w:gridCol w:w="5800"/>
+      </w:tblGrid>
+      <w:tr>
+        <w:tc>
+          <w:tcPr>
+            <w:tcW w:type="dxa" w:w="3200"/>
+            <w:shd w:fill="F2F2F2" w:val="clear"/>
+          </w:tcPr>
+          <w:p>
+            <w:r>
+              <w:rPr>
+                <w:b/>
+                <w:bCs/>
+              </w:rPr>
+              <w:t xml:space="preserve">Assessment</w:t>
+            </w:r>
+          </w:p>
+        </w:tc>
+        <w:tc>
+          <w:tcPr>
+            <w:tcW w:type="dxa" w:w="5800"/>
+          </w:tcPr>
+          <w:p>
+            <w:r>
+              <w:t xml:space="preserve">concern</w:t>
+            </w:r>
+          </w:p>
+        </w:tc>
+      </w:tr>
+      <w:tr>
+        <w:tc>
+          <w:tcPr>
+            <w:tcW w:type="dxa" w:w="3200"/>
+            <w:shd w:fill="F2F2F2" w:val="clear"/>
+          </w:tcPr>
+          <w:p>
+            <w:r>
+              <w:rPr>
+                <w:b/>
+                <w:bCs/>
+              </w:rPr>
+              <w:t xml:space="preserve">ROCE</w:t>
+            </w:r>
+          </w:p>
+        </w:tc>
+        <w:tc>
+          <w:tcPr>
+            <w:tcW w:type="dxa" w:w="5800"/>
+          </w:tcPr>
+          <w:p>
+            <w:r>
+              <w:t xml:space="preserve">13.8% (declining)</w:t>
+            </w:r>
+          </w:p>
+        </w:tc>
+      </w:tr>
+      <w:tr>
+        <w:tc>
+          <w:tcPr>
+            <w:tcW w:type="dxa" w:w="3200"/>
+            <w:shd w:fill="F2F2F2" w:val="clear"/>
+          </w:tcPr>
+          <w:p>
+            <w:r>
+              <w:rPr>
+                <w:b/>
+                <w:bCs/>
+              </w:rPr>
+              <w:t xml:space="preserve">Leverage</w:t>
+            </w:r>
+          </w:p>
+        </w:tc>
+        <w:tc>
+          <w:tcPr>
+            <w:tcW w:type="dxa" w:w="5800"/>
+          </w:tcPr>
+          <w:p>
+            <w:r>
+              <w:t xml:space="preserve">Net debt/EBITDA 5.4x</w:t>
+            </w:r>
+          </w:p>
+        </w:tc>
+      </w:tr>
+      <w:tr>
+        <w:tc>
+          <w:tcPr>
+            <w:tcW w:type="dxa" w:w="3200"/>
+            <w:shd w:fill="F2F2F2" w:val="clear"/>
+          </w:tcPr>
+          <w:p>
+            <w:r>
+              <w:rPr>
+                <w:b/>
+                <w:bCs/>
+              </w:rPr>
+              <w:t xml:space="preserve">FCF conversion</w:t>
+            </w:r>
+          </w:p>
+        </w:tc>
+        <w:tc>
+          <w:tcPr>
+            <w:tcW w:type="dxa" w:w="5800"/>
+          </w:tcPr>
+          <w:p>
+            <w:r>
+              <w:t xml:space="preserve">-290%</w:t>
+            </w:r>
+          </w:p>
+        </w:tc>
+      </w:tr>
+      <w:tr>
+        <w:tc>
+          <w:tcPr>
+            <w:tcW w:type="dxa" w:w="3200"/>
+            <w:shd w:fill="F2F2F2" w:val="clear"/>
+          </w:tcPr>
+          <w:p>
+            <w:r>
+              <w:rPr>
+                <w:b/>
+                <w:bCs/>
+              </w:rPr>
+              <w:t xml:space="preserve">Margin trend</w:t>
+            </w:r>
+          </w:p>
+        </w:tc>
+        <w:tc>
+          <w:tcPr>
+            <w:tcW w:type="dxa" w:w="5800"/>
+          </w:tcPr>
+          <w:p>
+            <w:r>
+              <w:t xml:space="preserve">stable</w:t>
+            </w:r>
+          </w:p>
+        </w:tc>
+      </w:tr>
+      <w:tr>
+        <w:tc>
+          <w:tcPr>
+            <w:tcW w:type="dxa" w:w="3200"/>
+            <w:shd w:fill="F2F2F2" w:val="clear"/>
+          </w:tcPr>
+          <w:p>
+            <w:r>
+              <w:rPr>
+                <w:b/>
+                <w:bCs/>
+              </w:rPr>
+              <w:t xml:space="preserve">Capex efficiency</w:t>
+            </w:r>
+          </w:p>
+        </w:tc>
+        <w:tc>
+          <w:tcPr>
+            <w:tcW w:type="dxa" w:w="5800"/>
+          </w:tcPr>
+          <w:p>
+            <w:r>
+              <w:t xml:space="preserve">neutral</w:t>
+            </w:r>
+          </w:p>
+        </w:tc>
+      </w:tr>
+    </w:tbl>
+    <w:p>
+      <w:pPr>
+        <w:spacing w:after="60" w:before="120"/>
+      </w:pPr>
+      <w:r>
+        <w:rPr>
+          <w:b/>
+          <w:bCs/>
+          <w:sz w:val="20"/>
+          <w:szCs w:val="20"/>
+        </w:rPr>
+        <w:t xml:space="preserve">Track record (Coffee Can persistence check): </w:t>
+      </w:r>
+      <w:r>
+        <w:rPr>
+          <w:sz w:val="20"/>
+          <w:szCs w:val="20"/>
+        </w:rPr>
+        <w:t xml:space="preserve">cleared revenue growth ≥10% AND ROCE ≥15% in 5 of the last 7 years (consistency_score 71)</w:t>
+      </w:r>
+    </w:p>
+    <w:p>
+      <w:pPr>
+        <w:spacing w:after="120"/>
+      </w:pPr>
+      <w:r>
+        <w:rPr>
+          <w:color w:val="666666"/>
+          <w:sz w:val="18"/>
+          <w:szCs w:val="18"/>
+        </w:rPr>
+        <w:t xml:space="preserve">Per screener.in consolidated (FY20-FY26), re-verified this pass: FY20-FY24 all cleared both bars (revenue +59-180% / ROCE 16-25%); FY25-FY26 ROCE slipped to ~14%/~13.8% on rising leverage (borrowings roughly quadrupled in FY26) and a Q1 FY27 PAT miss even as revenue kept growing 55-69% (FY26) before decelerating to +15-16% YoY in Q1 FY27. Capital-intensive IPP model with deeply negative free cash flow.</w:t>
       </w:r>
     </w:p>
     <w:p>
@@ -885,7 +2731,7 @@
         <w:spacing w:after="120"/>
       </w:pPr>
       <w:r>
-        <w:t xml:space="preserve">Not checked this pass.</w:t>
+        <w:t xml:space="preserve">Stock near its 52-week low (~Rs284 vs a Rs541.9 high), down ~48% from peak - not checked for a trend/EMA read this pass.</w:t>
       </w:r>
     </w:p>
     <w:p>
@@ -962,33 +2808,59 @@
         <w:spacing w:after="60"/>
       </w:pPr>
       <w:r>
-        <w:t xml:space="preserve">7 GW order book and a large land bank provide substantial multi-year growth visibility if execution timing normalizes</w:t>
-      </w:r>
-    </w:p>
-    <w:p>
-      <w:pPr>
-        <w:pStyle w:val="ListParagraph"/>
-        <w:numPr>
-          <w:ilvl w:val="0"/>
-          <w:numId w:val="1"/>
-        </w:numPr>
-        <w:spacing w:after="60"/>
-      </w:pPr>
-      <w:r>
-        <w:t xml:space="preserve">17.4% ROE and an explicit 40-50% revenue CAGR target through FY30 are attractive if delivered</w:t>
-      </w:r>
-    </w:p>
-    <w:p>
-      <w:pPr>
-        <w:pStyle w:val="ListParagraph"/>
-        <w:numPr>
-          <w:ilvl w:val="0"/>
-          <w:numId w:val="1"/>
-        </w:numPr>
-        <w:spacing w:after="60"/>
-      </w:pPr>
-      <w:r>
-        <w:t xml:space="preserve">Stock has already corrected ~40% from its peak -- some bad news may already be priced in</w:t>
+        <w:t xml:space="preserve">FY26 delivered a real, large growth print: consolidated revenue +56.2% YoY (Rs2,741.52cr), PAT +56.55% YoY (Rs509.24cr), EBITDA margin ~36-37% - not just a management target, an achieved result</w:t>
+      </w:r>
+    </w:p>
+    <w:p>
+      <w:pPr>
+        <w:pStyle w:val="ListParagraph"/>
+        <w:numPr>
+          <w:ilvl w:val="0"/>
+          <w:numId w:val="1"/>
+        </w:numPr>
+        <w:spacing w:after="60"/>
+      </w:pPr>
+      <w:r>
+        <w:t xml:space="preserve">3.61 GW order book plus ~4.64 GW under execution (on top of ~1.62 GW installed) gives multi-year revenue visibility against the stated 10 GW-by-2030 target</w:t>
+      </w:r>
+    </w:p>
+    <w:p>
+      <w:pPr>
+        <w:pStyle w:val="ListParagraph"/>
+        <w:numPr>
+          <w:ilvl w:val="0"/>
+          <w:numId w:val="1"/>
+        </w:numPr>
+        <w:spacing w:after="60"/>
+      </w:pPr>
+      <w:r>
+        <w:t xml:space="preserve">Q1 FY27 EBITDA margin actually held/expanded slightly YoY (~35-37%) - the PAT decline traces to depreciation/finance costs from the capex ramp, not clear operating-margin erosion, which argues for 'timing' over 'structural' on the community's open question</w:t>
+      </w:r>
+    </w:p>
+    <w:p>
+      <w:pPr>
+        <w:pStyle w:val="ListParagraph"/>
+        <w:numPr>
+          <w:ilvl w:val="0"/>
+          <w:numId w:val="1"/>
+        </w:numPr>
+        <w:spacing w:after="60"/>
+      </w:pPr>
+      <w:r>
+        <w:t xml:space="preserve">Stock has already corrected ~48% from its 52-week high - some of the leverage/margin risk may be priced in</w:t>
+      </w:r>
+    </w:p>
+    <w:p>
+      <w:pPr>
+        <w:pStyle w:val="ListParagraph"/>
+        <w:numPr>
+          <w:ilvl w:val="0"/>
+          <w:numId w:val="1"/>
+        </w:numPr>
+        <w:spacing w:after="60"/>
+      </w:pPr>
+      <w:r>
+        <w:t xml:space="preserve">First dividend-style shareholder return initiated alongside FY26 results (modest, ~Rs0.40/share)</w:t>
       </w:r>
     </w:p>
     <w:p>
@@ -1010,20 +2882,59 @@
         <w:spacing w:after="60"/>
       </w:pPr>
       <w:r>
-        <w:t xml:space="preserve">Open, unresolved community question about whether recent margin pressure is temporary or structural -- no clear answer from management yet per the thread</w:t>
-      </w:r>
-    </w:p>
-    <w:p>
-      <w:pPr>
-        <w:pStyle w:val="ListParagraph"/>
-        <w:numPr>
-          <w:ilvl w:val="0"/>
-          <w:numId w:val="1"/>
-        </w:numPr>
-        <w:spacing w:after="60"/>
-      </w:pPr>
-      <w:r>
-        <w:t xml:space="preserve">D/E of 1.71 is meaningful leverage for a business whose margins are currently under visible pressure</w:t>
+        <w:t xml:space="preserve">Consolidated borrowings roughly quadrupled in FY26 (~Rs1,475cr -&gt; ~Rs4,500-5,200cr) to fund the capacity build-out; D/E now ~1.5-1.7x and ROCE has fallen for two straight years (18% FY24 -&gt; 14% FY25 -&gt; ~13.8% FY26)</w:t>
+      </w:r>
+    </w:p>
+    <w:p>
+      <w:pPr>
+        <w:pStyle w:val="ListParagraph"/>
+        <w:numPr>
+          <w:ilvl w:val="0"/>
+          <w:numId w:val="1"/>
+        </w:numPr>
+        <w:spacing w:after="60"/>
+      </w:pPr>
+      <w:r>
+        <w:t xml:space="preserve">New this pass: ~44.7% of the promoter's ~49% stake is pledged (SBI sanction states release by March 2027 on project completion) - a real, freshly-confirmed leverage/governance overhang the pre-dive file did not carry</w:t>
+      </w:r>
+    </w:p>
+    <w:p>
+      <w:pPr>
+        <w:pStyle w:val="ListParagraph"/>
+        <w:numPr>
+          <w:ilvl w:val="0"/>
+          <w:numId w:val="1"/>
+        </w:numPr>
+        <w:spacing w:after="60"/>
+      </w:pPr>
+      <w:r>
+        <w:t xml:space="preserve">Q1 FY27 PAT fell 14% YoY despite EBITDA growth, and management itself cited 'geopolitical' input-cost pressure (steel/cables/module-mounting/logistics) industry-wide - the community's temporary-vs-structural margin question remains genuinely open even if the operating-margin data leans toward 'timing'</w:t>
+      </w:r>
+    </w:p>
+    <w:p>
+      <w:pPr>
+        <w:pStyle w:val="ListParagraph"/>
+        <w:numPr>
+          <w:ilvl w:val="0"/>
+          <w:numId w:val="1"/>
+        </w:numPr>
+        <w:spacing w:after="60"/>
+      </w:pPr>
+      <w:r>
+        <w:t xml:space="preserve">Free cash flow remains deeply negative on the capex programme (fcf_conversion_pct ~-290%); this is a debt-funded growth story, not a self-funding one, at a moment when leverage is already elevated</w:t>
+      </w:r>
+    </w:p>
+    <w:p>
+      <w:pPr>
+        <w:pStyle w:val="ListParagraph"/>
+        <w:numPr>
+          <w:ilvl w:val="0"/>
+          <w:numId w:val="1"/>
+        </w:numPr>
+        <w:spacing w:after="60"/>
+      </w:pPr>
+      <w:r>
+        <w:t xml:space="preserve">Concurrent CFO transition and a statutory-auditor rotation (Aug 2026) add near-term execution/monitoring noise, even though both look procedurally routine rather than resignation-under-a-cloud</w:t>
       </w:r>
     </w:p>
     <w:p>
@@ -1057,7 +2968,7 @@
           <w:b/>
           <w:bCs/>
         </w:rPr>
-        <w:t xml:space="preserve">Mid-cap (~Rs 6,344 Cr)</w:t>
+        <w:t xml:space="preserve">Mid-cap (~Rs 5,526 Cr)</w:t>
       </w:r>
     </w:p>
     <w:p>
@@ -1108,7 +3019,7 @@
           <w:sz w:val="20"/>
           <w:szCs w:val="20"/>
         </w:rPr>
-        <w:t xml:space="preserve">7GW order book + management's 40-50% CAGR-to-FY30 target on a large land bank is a real renewable-IPP tailwind and tam; no distinct moat described for a commodity solar-IPP model — weak; stock near 52-wk low after a ~40% correction with an unresolved community question on whether margin pressure is temporary or structural — valuation weak. D/E 1.71 is meaningful leverage against currently-pressured margins.</w:t>
+        <w:t xml:space="preserve">3.61 GW order book + ~4.64 GW under execution + management's 10GW-by-2030 target is a real renewable-IPP tailwind and tam against a ~Rs5,526cr market cap; no distinct moat for a commodity solar/wind IPP-EPC model — weak; stock near a 52-wk low after a ~48% correction but the ~12x P/E is compensation for now-confirmed leverage risk (D/E ~1.5-1.7x, borrowings ~4x'd in FY26) and a 44.7%-pledged promoter stake, not a clean mispricing — valuation weak.</w:t>
       </w:r>
     </w:p>
     <w:p>
@@ -1131,46 +3042,72 @@
           <w:sz w:val="24"/>
           <w:szCs w:val="24"/>
         </w:rPr>
-        <w:t xml:space="preserve">Large order book intact, but unresolved margin-pressure questions and real leverage keep this speculative for now</w:t>
-      </w:r>
-    </w:p>
-    <w:p>
-      <w:pPr>
-        <w:pStyle w:val="ListParagraph"/>
-        <w:numPr>
-          <w:ilvl w:val="0"/>
-          <w:numId w:val="1"/>
-        </w:numPr>
-        <w:spacing w:after="60"/>
-      </w:pPr>
-      <w:r>
-        <w:t xml:space="preserve">The 7 GW order book and aggressive stated growth target keep this in the 10x-in-2-3-years bucket, and the ~40% correction means downside may be partially priced in already</w:t>
-      </w:r>
-    </w:p>
-    <w:p>
-      <w:pPr>
-        <w:pStyle w:val="ListParagraph"/>
-        <w:numPr>
-          <w:ilvl w:val="0"/>
-          <w:numId w:val="1"/>
-        </w:numPr>
-        <w:spacing w:after="60"/>
-      </w:pPr>
-      <w:r>
-        <w:t xml:space="preserve">But this is a live, unresolved community question (temporary vs. structural margin pressure) rather than a confirmed inflection, and the leverage level adds real execution risk if margins stay compressed</w:t>
-      </w:r>
-    </w:p>
-    <w:p>
-      <w:pPr>
-        <w:pStyle w:val="ListParagraph"/>
-        <w:numPr>
-          <w:ilvl w:val="0"/>
-          <w:numId w:val="1"/>
-        </w:numPr>
-        <w:spacing w:after="60"/>
-      </w:pPr>
-      <w:r>
-        <w:t xml:space="preserve">Conviction held to low-medium pending clarity on the margin trend in the next 1-2 quarters</w:t>
+        <w:t xml:space="preserve">FY26's real 56% growth print is now shadowed by a Q1 FY27 profit miss, a freshly-confirmed 44.7% promoter pledge, and two years of declining ROCE -- the order book keeps this in the 10x bucket, but conviction stays capped at Low-Medium</w:t>
+      </w:r>
+    </w:p>
+    <w:p>
+      <w:pPr>
+        <w:pStyle w:val="ListParagraph"/>
+        <w:numPr>
+          <w:ilvl w:val="0"/>
+          <w:numId w:val="1"/>
+        </w:numPr>
+        <w:spacing w:after="60"/>
+      </w:pPr>
+      <w:r>
+        <w:t xml:space="preserve">four_box = 3.0 (tailwind yes - national renewable buildout + 10GW-by-2030 target with a real 3.61 GW order book; tam yes - large addressable capacity growth against a ~Rs5,526cr market cap; moat weak - commodity solar/wind IPP-EPC model, no pricing-power or switching-cost edge found; valuation weak - ~12x trailing P/E after a ~48% correction looks statistically cheap but is compensation for real, now-confirmed leverage/governance risk, not a clean mispricing). Score 3.0 keeps 10x-in-2-3-years permitted.</w:t>
+      </w:r>
+    </w:p>
+    <w:p>
+      <w:pPr>
+        <w:pStyle w:val="ListParagraph"/>
+        <w:numPr>
+          <w:ilvl w:val="0"/>
+          <w:numId w:val="1"/>
+        </w:numPr>
+        <w:spacing w:after="60"/>
+      </w:pPr>
+      <w:r>
+        <w:t xml:space="preserve">This pass converts the pre-dive's vague 'margin pressure' concern into harder, more specific findings: consolidated borrowings roughly quadrupled in FY26 to fund the capacity build (D/E now ~1.5-1.7x), ROCE has declined for two straight years (18%-&gt;14%-&gt;~13.8%), Q1 FY27 PAT fell 14% YoY even as EBITDA margin held/expanded YoY (pointing to a finance-cost/depreciation timing issue more than structural margin erosion), and free cash flow remains deeply negative on the capex programme</w:t>
+      </w:r>
+    </w:p>
+    <w:p>
+      <w:pPr>
+        <w:pStyle w:val="ListParagraph"/>
+        <w:numPr>
+          <w:ilvl w:val="0"/>
+          <w:numId w:val="1"/>
+        </w:numPr>
+        <w:spacing w:after="60"/>
+      </w:pPr>
+      <w:r>
+        <w:t xml:space="preserve">New and material: ~44.7% of the promoter's ~49% stake is pledged - not disclosed in the pre-dive file. A lender (SBI) sanction states the pledge will be released by March 2027 on project completion, which tempers but does not eliminate the concern; a concurrent CFO transition and a statutory-auditor rotation (Aug 2026, appears to be a routine 5-year term appointment rather than a resignation-under-a-cloud) add near-term monitoring noise on top</w:t>
+      </w:r>
+    </w:p>
+    <w:p>
+      <w:pPr>
+        <w:pStyle w:val="ListParagraph"/>
+        <w:numPr>
+          <w:ilvl w:val="0"/>
+          <w:numId w:val="1"/>
+        </w:numPr>
+        <w:spacing w:after="60"/>
+      </w:pPr>
+      <w:r>
+        <w:t xml:space="preserve">No AVOID/EXCLUDE-tier red flag found (no going-concern signal, no SEBI/fraud order, promoter holding not collapsing, pledge has a stated release timeline) - HIGH CAUTION not set, but the pledge + leverage + declining ROCE + latest-quarter PAT miss together keep this well short of an upgrade</w:t>
+      </w:r>
+    </w:p>
+    <w:p>
+      <w:pPr>
+        <w:pStyle w:val="ListParagraph"/>
+        <w:numPr>
+          <w:ilvl w:val="0"/>
+          <w:numId w:val="1"/>
+        </w:numPr>
+        <w:spacing w:after="60"/>
+      </w:pPr>
+      <w:r>
+        <w:t xml:space="preserve">Conviction held at Low-Medium (unchanged from pre-dive) - the growth/order-book story is real and intact, but this pass hardens rather than resolves the risk side of the ledger; net effect is confirmatory, pending 1-2 more quarters of clarity on whether PAT reconnects with revenue/EBITDA growth</w:t>
       </w:r>
     </w:p>
     <w:p>
